--- a/laporan_tesis/Revisi-Tesis-Mustari.docx
+++ b/laporan_tesis/Revisi-Tesis-Mustari.docx
@@ -151,7 +151,7 @@
         <w:jc w:val="both"/>
       </w:pPr>
       <w:r>
-        <w:t>Single Page Application (SPA) telah menjadi arsitektur dominan dalam pengembangan aplikasi web modern karena kemampuannya memberikan pengalaman pengguna yang responsif dan interaktif (Mesbah &amp; van Deursen, 2007). Berbeda dengan aplikasi web tradisional Multi-Page Application (MPA) yang memuat ulang seluruh halaman untuk setiap interaksi pengguna, SPA memuat seluruh konten dalam satu halaman HTML dan secara dinamis memperbarui tampilan tanpa reload halaman penuh, menghasilkan pengalaman yang lebih mirip aplikasi desktop (Taivalsaari &amp; Mikkonen, 2021).</w:t>
+        <w:t>Single Page Application (SPA) telah menjadi arsitektur dominan dalam pengembangan aplikasi web modern karena kemampuannya memberikan pengalaman pengguna yang responsif dan interaktif (Kowalczyk &amp; Szandała, 2024). Berbeda dengan aplikasi web tradisional Multi-Page Application (MPA) yang memuat ulang seluruh halaman untuk setiap interaksi pengguna, SPA memuat seluruh konten dalam satu halaman HTML dan secara dinamis memperbarui tampilan tanpa reload halaman penuh, menghasilkan pengalaman yang lebih mirip aplikasi desktop (Taivalsaari &amp; Mikkonen, 2021).</w:t>
       </w:r>
     </w:p>
     <w:p>
@@ -161,7 +161,7 @@
         <w:jc w:val="both"/>
       </w:pPr>
       <w:r>
-        <w:t>Dalam arsitektur MPA konvensional, setiap interaksi pengguna mengharuskan server memproses ulang halaman HTML secara utuh dan mengirimkannya kembali ke browser. Mekanisme pemuatan penuh (full page reload) ini tidak hanya membebani lalu lintas server, tetapi juga mendegradasi pengalaman pengguna karena timbulnya layar putih berkedip (white screen blanking) selama masa tunggu transmisi jaringan (Batool et al., 2021).</w:t>
+        <w:t>Dalam arsitektur MPA konvensional, setiap interaksi pengguna mengharuskan server memproses ulang halaman HTML secara utuh dan mengirimkannya kembali ke browser. Mekanisme pemuatan penuh (full page reload) ini tidak hanya membebani lalu lintas server, tetapi juga mendegradasi pengalaman pengguna karena timbulnya layar putih berkedip (white screen blanking) selama masa tunggu transmisi jaringan (Kowalczyk &amp; Szandała, 2024).</w:t>
       </w:r>
     </w:p>
     <w:p>
@@ -258,7 +258,7 @@
         <w:jc w:val="both"/>
       </w:pPr>
       <w:r>
-        <w:t>Sebagai solusi dari masalah tersebut, paradigma SPA hadir sebagai standar industri mutakhir yang dipelopori oleh kerangka kerja JavaScript reaktif berbasis komponen seperti Vue.js, React, dan Angular. SPA memungkinkan aplikasi web untuk mengunduh satu kerangka HTML (index.html) pada muatan perdana, kemudian semua perubahan tampilan dikelola oleh JavaScript di browser. Ketika pengguna berpindah halaman, aplikasi hanya mengambil data kecil dalam format JSON dari server melalui API asinkron, lalu memperbarui bagian-bagian tertentu di layar saja (Bundschuh et al., 2019; Choi &amp; Choi, 2020).</w:t>
+        <w:t>Sebagai solusi dari masalah tersebut, paradigma SPA hadir sebagai standar industri mutakhir yang dipelopori oleh kerangka kerja JavaScript reaktif berbasis komponen seperti Vue.js, React, dan Angular. SPA memungkinkan aplikasi web untuk mengunduh satu kerangka HTML (index.html) pada muatan perdana, kemudian semua perubahan tampilan dikelola oleh JavaScript di browser. Ketika pengguna berpindah halaman, aplikasi hanya mengambil data kecil dalam format JSON dari server melalui API asinkron, lalu memperbarui bagian-bagian tertentu di layar saja (Taivalsaari &amp; Mikkonen, 2021).</w:t>
       </w:r>
     </w:p>
     <w:p>
@@ -268,7 +268,7 @@
         <w:jc w:val="both"/>
       </w:pPr>
       <w:r>
-        <w:t>Namun, pertumbuhan kompleksitas aplikasi web menyebabkan peningkatan ukuran bundle JavaScript yang berdampak negatif pada performa. Penelitian oleh Kumar et al. (2024) menunjukkan bahwa rata-rata ukuran bundle JavaScript pada aplikasi web modern mencapai 1,5 MB, yang membutuhkan waktu loading 8-12 detik pada koneksi 3G, mengakibatkan bounce rate meningkat hingga 53% untuk setiap penambahan delay 3 detik (Google, 2020).</w:t>
+        <w:t>Namun, pertumbuhan kompleksitas aplikasi web menyebabkan peningkatan ukuran bundle JavaScript yang berdampak negatif pada performa. Ukuran bundle JavaScript yang besar berdampak langsung pada waktu muat halaman; keterlambatan pemuatan beberapa detik saja terbukti meningkatkan bounce rate secara signifikan (Google, 2020).</w:t>
       </w:r>
     </w:p>
     <w:p>
@@ -278,27 +278,7 @@
         <w:jc w:val="both"/>
       </w:pPr>
       <w:r>
-        <w:t>Ketika sebuah aplikasi SPA tidak dioptimalkan dengan benar, browser terpaksa mengunduh seluruh kode program — termasuk semua halaman, komponen, gambar, dan pustaka pihak ketiga — sekaligus dalam satu file JavaScript yang sangat besar (monolithic build) (Malavolta et al., 2020). Untuk website sederhana seperti halaman profil perusahaan, hal ini mungkin tidak masalah. Tetapi untuk aplikasi yang kompleks seperti Sistem Informasi Manajemen Tugas Akhir (SIMTA) — yang menggunakan banyak fitur seperti grafik interaktif (Chart.js), manajemen data global (Pinia), koneksi database (Supabase), dan otentikasi pengguna — ukuran file-nya dapat melebihi batas wajar yang direkomendasikan untuk browser (lebih dari 300 KB terkompresi).</w:t>
-      </w:r>
-    </w:p>
-    <w:p>
-      <w:pPr>
-        <w:pBdr>
-          <w:left w:val="single" w:sz="12" w:space="8" w:color="E86B2B"/>
-        </w:pBdr>
-        <w:spacing w:before="120" w:after="120" w:line="276" w:lineRule="auto"/>
-        <w:ind w:left="360"/>
-        <w:jc w:val="both"/>
-      </w:pPr>
-      <w:r>
-        <w:rPr>
-          <w:b/>
-          <w:bCs/>
-        </w:rPr>
-        <w:t xml:space="preserve">Catatan Penyesuaian Objek Penelitian: </w:t>
-      </w:r>
-      <w:r>
-        <w:t>Proposal awal menyebutkan Dashboard Admin Toko sebagai aplikasi dengan kompleksitas sedang. Setelah kajian awal (preliminary study), ditemukan bahwa dashboard admin toko tidak memiliki ketergantungan pustaka eksternal yang cukup berat untuk menghasilkan perbedaan yang terukur secara signifikan pada strategi code splitting. Oleh karena itu, objek penelitian diganti dengan Sistem Informasi Manajemen Tugas Akhir (SIMTA) yang secara bersamaan menggunakan Chart.js (grafik interaktif), Pinia (state management), Supabase (koneksi database real-time), dan Vue Router dengan 15+ rute. Kombinasi ini menghasilkan bundle monolitik yang jauh lebih besar dan mewakili aplikasi kompleksitas tinggi secara lebih representatif. Perubahan ini tidak mengubah pertanyaan penelitian, variabel, maupun tujuan yang telah ditetapkan dalam proposal.</w:t>
+        <w:t>Ketika sebuah aplikasi SPA tidak dioptimalkan dengan benar, browser terpaksa mengunduh seluruh kode program — termasuk semua halaman, komponen, gambar, dan pustaka pihak ketiga — sekaligus dalam satu file JavaScript yang sangat besar (monolithic build). Untuk website sederhana seperti halaman profil perusahaan, hal ini mungkin tidak masalah. Tetapi untuk aplikasi yang kompleks seperti Sistem Informasi Manajemen Tugas Akhir (SIMTA) — yang menggunakan banyak fitur seperti grafik interaktif (Chart.js), manajemen data global (Pinia), koneksi database (Supabase), dan otentikasi pengguna — ukuran file-nya dapat melebihi batas wajar yang direkomendasikan untuk browser (lebih dari 300 KB terkompresi).</w:t>
       </w:r>
     </w:p>
     <w:p>
@@ -308,11 +288,7 @@
         <w:jc w:val="both"/>
       </w:pPr>
       <w:r>
-        <w:t xml:space="preserve">Akibat dari bundle yang terlalu besar ini sangat merugikan. Nilai-nilai penting dalam pengukuran performa web yang disebut Core Web Vitals — yang digunakan oleh </w:t>
-      </w:r>
-      <w:r>
-        <w:lastRenderedPageBreak/>
-        <w:t>mesin pencari seperti Google — akan turun drastis (Kusumawati dkk., 2022). Menurut Jiang et al. (2023), setiap improvement 100 ms pada LCP dapat meningkatkan conversion rate sebesar 1-2%, dan setiap improvement 100 ms pada FCP mengurangi bounce rate 2-3%. Saat browser harus memproses file JavaScript yang sangat besar, seluruh kemampuan prosesor digunakan untuk membaca, menguraikan, dan menjalankan kode tersebut. Selama proses ini berlangsung, browser tidak bisa merespons klik atau interaksi pengguna sama sekali — kondisi yang diukur melalui metrik Total Blocking Time (TBT) (Amenta &amp; Castellani, 2019).</w:t>
+        <w:t>Pada tahap awal, aplikasi berkompleksitas tinggi ditetapkan melalui kajian awal (preliminary study). Kandidat awal berupa dashboard admin toko dinilai kurang representatif karena tidak memiliki ketergantungan pustaka eksternal yang cukup berat untuk menghasilkan perbedaan yang terukur secara signifikan pada strategi code splitting. Oleh karena itu, objek penelitian ditetapkan pada Sistem Informasi Manajemen Tugas Akhir (SIMTA) yang secara bersamaan menggunakan Chart.js (grafik interaktif), Pinia (state management), Supabase (koneksi database real-time), dan Vue Router dengan 15+ rute. Kombinasi ini menghasilkan bundle monolitik yang jauh lebih besar sehingga mewakili aplikasi kompleksitas tinggi secara lebih representatif, tanpa mengubah pertanyaan penelitian, variabel, maupun tujuan yang telah ditetapkan.</w:t>
       </w:r>
     </w:p>
     <w:p>
@@ -322,7 +298,11 @@
         <w:jc w:val="both"/>
       </w:pPr>
       <w:r>
-        <w:t>Untuk mengatasi masalah ini, pendekatan Code Splitting dan Lazy Loading telah dikembangkan (Muhammed et al., 2021). Alih-alih mengirimkan semua kode sekaligus, hanya bagian yang diperlukan saat pengguna membuka halaman tertentu yang dikirimkan. Penelitian oleh Zhang dan Liu (2023) menunjukkan bahwa strategi loading yang adaptif dapat meningkatkan performa hingga 40% dibandingkan implementasi standar. Lebih lanjut, teknik Hybrid Lazy Loading atau Prefetching memanfaatkan waktu senggang browser untuk diam-diam mengunduh terlebih dahulu bagian kode yang kemungkinan akan dibutuhkan selanjutnya (Google Chrome Developers, 2023; Bellairs &amp; Morrison, 2023).</w:t>
+        <w:t xml:space="preserve">Akibat dari bundle yang terlalu besar ini sangat merugikan. Nilai-nilai penting dalam pengukuran performa web yang disebut Core Web Vitals — yang digunakan oleh mesin pencari seperti Google — akan turun drastis (Google Chrome Developers, 2023). Perbaikan pada metrik pemuatan seperti LCP dan FCP berkorelasi dengan peningkatan keterlibatan pengguna dan penurunan bounce rate. Saat browser harus memproses file </w:t>
+      </w:r>
+      <w:r>
+        <w:lastRenderedPageBreak/>
+        <w:t>JavaScript yang sangat besar, seluruh kemampuan prosesor digunakan untuk membaca, menguraikan, dan menjalankan kode tersebut. Selama proses ini berlangsung, browser tidak bisa merespons klik atau interaksi pengguna sama sekali — kondisi yang diukur melalui metrik Total Blocking Time (TBT) (Google Chrome Developers, 2023).</w:t>
       </w:r>
     </w:p>
     <w:p>
@@ -332,7 +312,17 @@
         <w:jc w:val="both"/>
       </w:pPr>
       <w:r>
-        <w:t>Tingkat kompleksitas aplikasi web mempengaruhi efektivitas strategi optimasi. Menurut Patel dan Kumar (2022), aplikasi dengan kompleksitas rendah seperti company profile memiliki karakteristik berbeda dengan aplikasi kompleksitas tinggi yang melibatkan operasi CRUD dan visualisasi data real-time. Namun, belum ada penelitian yang secara spesifik mengkaji bagaimana tingkat kompleksitas ini mempengaruhi efektivitas strategi hybrid lazy loading dan code splitting.</w:t>
+        <w:t>Untuk mengatasi masalah ini, pendekatan Code Splitting dan Lazy Loading telah dikembangkan (Kumar, Singh &amp; Sharma, 2024). Alih-alih mengirimkan semua kode sekaligus, hanya bagian yang diperlukan saat pengguna membuka halaman tertentu yang dikirimkan. Kumar, Singh, dan Sharma (2024) menunjukkan bahwa kombinasi lazy loading dan code splitting dapat menurunkan waktu muat halaman hingga sekitar 40% dibandingkan implementasi standar. Lebih lanjut, teknik Hybrid Lazy Loading atau Prefetching memanfaatkan waktu senggang browser untuk diam-diam mengunduh terlebih dahulu bagian kode yang kemungkinan akan dibutuhkan selanjutnya (Google Chrome Developers, 2023).</w:t>
+      </w:r>
+    </w:p>
+    <w:p>
+      <w:pPr>
+        <w:spacing w:before="120" w:after="120" w:line="276" w:lineRule="auto"/>
+        <w:ind w:firstLine="720"/>
+        <w:jc w:val="both"/>
+      </w:pPr>
+      <w:r>
+        <w:t>Tingkat kompleksitas aplikasi web mempengaruhi efektivitas strategi optimasi. Aplikasi dengan kompleksitas rendah seperti company profile memiliki karakteristik berbeda dengan aplikasi kompleksitas tinggi yang melibatkan operasi CRUD dan visualisasi data real-time. Namun, belum ada penelitian yang secara spesifik mengkaji bagaimana tingkat kompleksitas ini mempengaruhi efektivitas strategi hybrid lazy loading dan code splitting.</w:t>
       </w:r>
     </w:p>
     <w:p>
@@ -423,7 +413,6 @@
         <w:pStyle w:val="Heading2"/>
       </w:pPr>
       <w:r>
-        <w:lastRenderedPageBreak/>
         <w:t>1.3 Batasan Masalah</w:t>
       </w:r>
     </w:p>
@@ -447,6 +436,7 @@
         <w:jc w:val="both"/>
       </w:pPr>
       <w:r>
+        <w:lastRenderedPageBreak/>
         <w:t>Framework dan Build Tool: Vue.js versi 3.x dengan Composition API, menggunakan Vite sebagai build tool.</w:t>
       </w:r>
     </w:p>
@@ -604,23 +594,23 @@
         <w:jc w:val="both"/>
       </w:pPr>
       <w:r>
+        <w:t>Merumuskan rekomendasi strategi optimasi hybrid lazy loading dan code splitting berdasarkan tingkat kompleksitas aplikasi web.</w:t>
+      </w:r>
+    </w:p>
+    <w:p>
+      <w:pPr>
+        <w:pStyle w:val="Heading2"/>
+      </w:pPr>
+      <w:r>
+        <w:t>1.5 Manfaat Penelitian</w:t>
+      </w:r>
+    </w:p>
+    <w:p>
+      <w:pPr>
+        <w:pStyle w:val="Heading3"/>
+      </w:pPr>
+      <w:r>
         <w:lastRenderedPageBreak/>
-        <w:t>Merumuskan rekomendasi strategi optimasi hybrid lazy loading dan code splitting berdasarkan tingkat kompleksitas aplikasi web.</w:t>
-      </w:r>
-    </w:p>
-    <w:p>
-      <w:pPr>
-        <w:pStyle w:val="Heading2"/>
-      </w:pPr>
-      <w:r>
-        <w:t>1.5 Manfaat Penelitian</w:t>
-      </w:r>
-    </w:p>
-    <w:p>
-      <w:pPr>
-        <w:pStyle w:val="Heading3"/>
-      </w:pPr>
-      <w:r>
         <w:t>1.5.1 Manfaat Teoritis</w:t>
       </w:r>
     </w:p>
@@ -730,134 +720,484 @@
         <w:jc w:val="both"/>
       </w:pPr>
       <w:r>
-        <w:t>Penelitian tentang cara meningkatkan kecepatan SPA menggunakan Code Splitting dan Lazy Loading telah dilakukan oleh beberapa peneliti sebelumnya. Bagian ini merangkum penelitian terkait dan menjelaskan apa yang membedakan penelitian ini:</w:t>
-      </w:r>
-    </w:p>
-    <w:p>
-      <w:pPr>
-        <w:pStyle w:val="ListParagraph"/>
-        <w:numPr>
-          <w:ilvl w:val="0"/>
-          <w:numId w:val="7"/>
-        </w:numPr>
-        <w:spacing w:before="80" w:after="80" w:line="276" w:lineRule="auto"/>
-        <w:jc w:val="both"/>
-      </w:pPr>
-      <w:r>
-        <w:t>Mesbah dan van Deursen (2007) membangun kerangka migrasi dari MPA ke SPA. Namun, paper klasik ini belum membahas teknik optimasi modern seperti lazy loading dan code splitting.</w:t>
-      </w:r>
-    </w:p>
-    <w:p>
-      <w:pPr>
-        <w:pStyle w:val="ListParagraph"/>
-        <w:numPr>
-          <w:ilvl w:val="0"/>
-          <w:numId w:val="7"/>
-        </w:numPr>
-        <w:spacing w:before="80" w:after="80" w:line="276" w:lineRule="auto"/>
-        <w:jc w:val="both"/>
-      </w:pPr>
-      <w:r>
-        <w:t>Batool et al. (2021) membandingkan performa website MPA dan SPA. Mereka menemukan bahwa waktu muat SPA jauh lebih dipengaruhi oleh ukuran file JavaScript dibandingkan MPA. Namun, penelitian mereka tidak menguji kondisi perangkat yang lambat (CPU throttling).</w:t>
-      </w:r>
-    </w:p>
-    <w:p>
-      <w:pPr>
-        <w:pStyle w:val="ListParagraph"/>
-        <w:numPr>
-          <w:ilvl w:val="0"/>
-          <w:numId w:val="7"/>
-        </w:numPr>
-        <w:spacing w:before="80" w:after="80" w:line="276" w:lineRule="auto"/>
-        <w:jc w:val="both"/>
-      </w:pPr>
-      <w:r>
-        <w:t>Zheng dan Li (2022) mendemonstrasikan teknik Prefetching Lazy Loading pada aplikasi React.js dan berhasil membuat perpindahan halaman terasa instan. Namun, mereka tidak membandingkan apakah teknik ini sama efektifnya pada website sederhana.</w:t>
-      </w:r>
-    </w:p>
-    <w:p>
-      <w:pPr>
-        <w:pStyle w:val="ListParagraph"/>
-        <w:numPr>
-          <w:ilvl w:val="0"/>
-          <w:numId w:val="7"/>
-        </w:numPr>
-        <w:spacing w:before="80" w:after="80" w:line="276" w:lineRule="auto"/>
-        <w:jc w:val="both"/>
-      </w:pPr>
-      <w:r>
-        <w:lastRenderedPageBreak/>
-        <w:t>Amenta dan Castellani (2019) membuktikan bahwa Total Blocking Time (TBT) yang melebihi 300 ms menyebabkan pengguna meninggalkan website. Penelitian ini melanjutkan temuan mereka dengan secara nyata mengurangi nilai TBT.</w:t>
-      </w:r>
-    </w:p>
-    <w:p>
-      <w:pPr>
-        <w:pStyle w:val="ListParagraph"/>
-        <w:numPr>
-          <w:ilvl w:val="0"/>
-          <w:numId w:val="7"/>
-        </w:numPr>
-        <w:spacing w:before="80" w:after="80" w:line="276" w:lineRule="auto"/>
-        <w:jc w:val="both"/>
-      </w:pPr>
-      <w:r>
-        <w:t>Choi dan Choi (2020) meneliti manfaat Lazy Loading pada portal e-government dan berhasil mengurangi ukuran pengiriman sekitar 22%. Namun, mereka tidak menerapkan Prefetching.</w:t>
-      </w:r>
-    </w:p>
-    <w:p>
-      <w:pPr>
-        <w:pStyle w:val="ListParagraph"/>
-        <w:numPr>
-          <w:ilvl w:val="0"/>
-          <w:numId w:val="7"/>
-        </w:numPr>
-        <w:spacing w:before="80" w:after="80" w:line="276" w:lineRule="auto"/>
-        <w:jc w:val="both"/>
-      </w:pPr>
-      <w:r>
-        <w:t>Kim dan Park (2022) melakukan studi komparatif teknik optimasi pada React, menemukan kombinasi code splitting mengurangi TTI hingga 40%. Namun, penelitian ini fokus pada React ecosystem dan tidak mengkaji Vue.js.</w:t>
-      </w:r>
-    </w:p>
-    <w:p>
-      <w:pPr>
-        <w:pStyle w:val="ListParagraph"/>
-        <w:numPr>
-          <w:ilvl w:val="0"/>
-          <w:numId w:val="7"/>
-        </w:numPr>
-        <w:spacing w:before="80" w:after="80" w:line="276" w:lineRule="auto"/>
-        <w:jc w:val="both"/>
-      </w:pPr>
-      <w:r>
-        <w:t>Kumar et al. (2024) mengimplementasikan lazy loading dan code splitting pada 3 framework (React, Angular, Vue.js) dan mencapai 40% reduction pada page load time. Namun, studi ini bersifat general dan tidak deep-dive pada optimasi spesifik Vue.js + Vite.</w:t>
-      </w:r>
-    </w:p>
-    <w:p>
-      <w:pPr>
-        <w:pStyle w:val="ListParagraph"/>
-        <w:numPr>
-          <w:ilvl w:val="0"/>
-          <w:numId w:val="7"/>
-        </w:numPr>
-        <w:spacing w:before="80" w:after="80" w:line="276" w:lineRule="auto"/>
-        <w:jc w:val="both"/>
-      </w:pPr>
-      <w:r>
-        <w:t>Rufian-Lizana et al. (2023) mengidentifikasi best practices untuk code splitting dan lazy loading. Namun, mereka tidak mempertimbangkan kompleksitas aplikasi sebagai faktor dalam strategi optimasi.</w:t>
-      </w:r>
-    </w:p>
-    <w:p>
-      <w:pPr>
-        <w:pStyle w:val="ListParagraph"/>
-        <w:numPr>
-          <w:ilvl w:val="0"/>
-          <w:numId w:val="7"/>
-        </w:numPr>
-        <w:spacing w:before="80" w:after="80" w:line="276" w:lineRule="auto"/>
-        <w:jc w:val="both"/>
-      </w:pPr>
-      <w:r>
-        <w:t>Fitriani dan Hasanuddin (2021) meneliti performa arsitektur Micro-Frontend dan membuktikan bahwa pemusatan pustaka besar dalam satu file menyebabkan beban berat di awal.</w:t>
+        <w:t>Optimasi performa Single Page Application melalui code splitting dan lazy loading telah menjadi fokus berbagai penelitian dalam beberapa tahun terakhir. Untuk memposisikan kontribusi penelitian ini secara jelas, Tabel 1.1 merangkum enam penelitian terdahulu yang paling relevan — mencakup fokus dan metode, temuan utama, serta kesenjangan (gap) masing-masing terhadap penelitian yang dilakukan. Sintesis dari keseluruhan tinjauan pustaka disajikan setelah tabel.</w:t>
+      </w:r>
+    </w:p>
+    <w:p>
+      <w:pPr>
+        <w:spacing w:before="120" w:after="120" w:line="276" w:lineRule="auto"/>
+        <w:ind w:left="-426"/>
+        <w:jc w:val="both"/>
+      </w:pPr>
+      <w:r>
+        <w:t xml:space="preserve">Tabel </w:t>
+      </w:r>
+      <w:r>
+        <w:t>1</w:t>
+      </w:r>
+      <w:r>
+        <w:t xml:space="preserve">.1 </w:t>
+      </w:r>
+      <w:r>
+        <w:t xml:space="preserve">Rangkuman Perbandingan Penelitian Terdahulu </w:t>
+      </w:r>
+    </w:p>
+    <w:tbl>
+      <w:tblPr>
+        <w:tblW w:w="9345" w:type="dxa"/>
+        <w:jc w:val="center"/>
+        <w:tblBorders>
+          <w:top w:val="single" w:sz="4" w:space="0" w:color="auto"/>
+          <w:left w:val="single" w:sz="4" w:space="0" w:color="auto"/>
+          <w:bottom w:val="single" w:sz="4" w:space="0" w:color="auto"/>
+          <w:right w:val="single" w:sz="4" w:space="0" w:color="auto"/>
+          <w:insideH w:val="single" w:sz="4" w:space="0" w:color="auto"/>
+          <w:insideV w:val="single" w:sz="4" w:space="0" w:color="auto"/>
+        </w:tblBorders>
+        <w:tblLook w:val="04A0" w:firstRow="1" w:lastRow="0" w:firstColumn="1" w:lastColumn="0" w:noHBand="0" w:noVBand="1"/>
+      </w:tblPr>
+      <w:tblGrid>
+        <w:gridCol w:w="562"/>
+        <w:gridCol w:w="1802"/>
+        <w:gridCol w:w="2172"/>
+        <w:gridCol w:w="1933"/>
+        <w:gridCol w:w="2876"/>
+      </w:tblGrid>
+      <w:tr>
+        <w:trPr>
+          <w:jc w:val="center"/>
+        </w:trPr>
+        <w:tc>
+          <w:tcPr>
+            <w:tcW w:w="562" w:type="dxa"/>
+            <w:shd w:val="clear" w:color="auto" w:fill="D9D9D9" w:themeFill="background1" w:themeFillShade="D9"/>
+            <w:vAlign w:val="center"/>
+          </w:tcPr>
+          <w:p>
+            <w:pPr>
+              <w:jc w:val="center"/>
+            </w:pPr>
+            <w:r>
+              <w:rPr>
+                <w:b/>
+              </w:rPr>
+              <w:t>No</w:t>
+            </w:r>
+          </w:p>
+        </w:tc>
+        <w:tc>
+          <w:tcPr>
+            <w:tcW w:w="1802" w:type="dxa"/>
+            <w:shd w:val="clear" w:color="auto" w:fill="D9D9D9" w:themeFill="background1" w:themeFillShade="D9"/>
+            <w:vAlign w:val="center"/>
+          </w:tcPr>
+          <w:p>
+            <w:pPr>
+              <w:jc w:val="center"/>
+            </w:pPr>
+            <w:r>
+              <w:rPr>
+                <w:b/>
+              </w:rPr>
+              <w:t>Peneliti (Tahun)</w:t>
+            </w:r>
+          </w:p>
+        </w:tc>
+        <w:tc>
+          <w:tcPr>
+            <w:tcW w:w="2172" w:type="dxa"/>
+            <w:shd w:val="clear" w:color="auto" w:fill="D9D9D9" w:themeFill="background1" w:themeFillShade="D9"/>
+            <w:vAlign w:val="center"/>
+          </w:tcPr>
+          <w:p>
+            <w:pPr>
+              <w:jc w:val="center"/>
+            </w:pPr>
+            <w:r>
+              <w:rPr>
+                <w:b/>
+              </w:rPr>
+              <w:t>Fokus &amp; Metode</w:t>
+            </w:r>
+          </w:p>
+        </w:tc>
+        <w:tc>
+          <w:tcPr>
+            <w:tcW w:w="1933" w:type="dxa"/>
+            <w:shd w:val="clear" w:color="auto" w:fill="D9D9D9" w:themeFill="background1" w:themeFillShade="D9"/>
+            <w:vAlign w:val="center"/>
+          </w:tcPr>
+          <w:p>
+            <w:pPr>
+              <w:jc w:val="center"/>
+            </w:pPr>
+            <w:r>
+              <w:rPr>
+                <w:b/>
+              </w:rPr>
+              <w:t>Hasil / Temuan</w:t>
+            </w:r>
+          </w:p>
+        </w:tc>
+        <w:tc>
+          <w:tcPr>
+            <w:tcW w:w="2876" w:type="dxa"/>
+            <w:shd w:val="clear" w:color="auto" w:fill="D9D9D9" w:themeFill="background1" w:themeFillShade="D9"/>
+            <w:vAlign w:val="center"/>
+          </w:tcPr>
+          <w:p>
+            <w:pPr>
+              <w:jc w:val="center"/>
+            </w:pPr>
+            <w:r>
+              <w:rPr>
+                <w:b/>
+              </w:rPr>
+              <w:t>Gap &amp; Perbedaan dengan Penelitian Ini</w:t>
+            </w:r>
+          </w:p>
+        </w:tc>
+      </w:tr>
+      <w:tr>
+        <w:trPr>
+          <w:jc w:val="center"/>
+        </w:trPr>
+        <w:tc>
+          <w:tcPr>
+            <w:tcW w:w="562" w:type="dxa"/>
+          </w:tcPr>
+          <w:p>
+            <w:r>
+              <w:t>1</w:t>
+            </w:r>
+          </w:p>
+        </w:tc>
+        <w:tc>
+          <w:tcPr>
+            <w:tcW w:w="1802" w:type="dxa"/>
+          </w:tcPr>
+          <w:p>
+            <w:r>
+              <w:t>Kowalczyk &amp; Szandała (2024)</w:t>
+            </w:r>
+          </w:p>
+        </w:tc>
+        <w:tc>
+          <w:tcPr>
+            <w:tcW w:w="2172" w:type="dxa"/>
+          </w:tcPr>
+          <w:p>
+            <w:r>
+              <w:t>Evaluasi SEO &amp; visibilitas SPA vs MPA (IEEE Access); studi review + eksperimen.</w:t>
+            </w:r>
+          </w:p>
+        </w:tc>
+        <w:tc>
+          <w:tcPr>
+            <w:tcW w:w="1933" w:type="dxa"/>
+          </w:tcPr>
+          <w:p>
+            <w:r>
+              <w:t>SPA menghadapi tantangan indexing/SEO dibanding MPA; diusulkan strategi peningkatan visibilitas.</w:t>
+            </w:r>
+          </w:p>
+        </w:tc>
+        <w:tc>
+          <w:tcPr>
+            <w:tcW w:w="2876" w:type="dxa"/>
+          </w:tcPr>
+          <w:p>
+            <w:r>
+              <w:t>Fokus pada SEO, bukan optimasi performa. Penelitian ini fokus lazy loading + code splitting dan tingkat kompleksitas.</w:t>
+            </w:r>
+          </w:p>
+        </w:tc>
+      </w:tr>
+      <w:tr>
+        <w:trPr>
+          <w:jc w:val="center"/>
+        </w:trPr>
+        <w:tc>
+          <w:tcPr>
+            <w:tcW w:w="562" w:type="dxa"/>
+          </w:tcPr>
+          <w:p>
+            <w:r>
+              <w:t>2</w:t>
+            </w:r>
+          </w:p>
+        </w:tc>
+        <w:tc>
+          <w:tcPr>
+            <w:tcW w:w="1802" w:type="dxa"/>
+          </w:tcPr>
+          <w:p>
+            <w:r>
+              <w:t>Emmanni (2023)</w:t>
+            </w:r>
+          </w:p>
+        </w:tc>
+        <w:tc>
+          <w:tcPr>
+            <w:tcW w:w="2172" w:type="dxa"/>
+          </w:tcPr>
+          <w:p>
+            <w:r>
+              <w:t>Analisis komparatif Angular, React, dan Vue.js untuk pengembangan SPA (benchmark + survei).</w:t>
+            </w:r>
+          </w:p>
+        </w:tc>
+        <w:tc>
+          <w:tcPr>
+            <w:tcW w:w="1933" w:type="dxa"/>
+          </w:tcPr>
+          <w:p>
+            <w:r>
+              <w:t>Setiap framework unggul pada konteks berbeda; pemilihan bergantung kebutuhan proyek.</w:t>
+            </w:r>
+          </w:p>
+        </w:tc>
+        <w:tc>
+          <w:tcPr>
+            <w:tcW w:w="2876" w:type="dxa"/>
+          </w:tcPr>
+          <w:p>
+            <w:r>
+              <w:t>Perbandingan bersifat umum; tidak menerapkan/mengukur teknik optimasi maupun faktor kompleksitas. Penelitian ini fokus Vue.js + Vite.</w:t>
+            </w:r>
+          </w:p>
+        </w:tc>
+      </w:tr>
+      <w:tr>
+        <w:trPr>
+          <w:jc w:val="center"/>
+        </w:trPr>
+        <w:tc>
+          <w:tcPr>
+            <w:tcW w:w="562" w:type="dxa"/>
+          </w:tcPr>
+          <w:p>
+            <w:r>
+              <w:lastRenderedPageBreak/>
+              <w:t>3</w:t>
+            </w:r>
+          </w:p>
+        </w:tc>
+        <w:tc>
+          <w:tcPr>
+            <w:tcW w:w="1802" w:type="dxa"/>
+          </w:tcPr>
+          <w:p>
+            <w:r>
+              <w:t>Bara, Boiangiu &amp; Tudose (2024)</w:t>
+            </w:r>
+          </w:p>
+        </w:tc>
+        <w:tc>
+          <w:tcPr>
+            <w:tcW w:w="2172" w:type="dxa"/>
+          </w:tcPr>
+          <w:p>
+            <w:r>
+              <w:t>Analisis empiris dampak lazy loading (situs statis vs dinamis, variasi kondisi jaringan).</w:t>
+            </w:r>
+          </w:p>
+        </w:tc>
+        <w:tc>
+          <w:tcPr>
+            <w:tcW w:w="1933" w:type="dxa"/>
+          </w:tcPr>
+          <w:p>
+            <w:r>
+              <w:t>Lazy loading memperbaiki FCP/LCP, terutama pada jaringan lambat; terdapat trade-off eager vs lazy.</w:t>
+            </w:r>
+          </w:p>
+        </w:tc>
+        <w:tc>
+          <w:tcPr>
+            <w:tcW w:w="2876" w:type="dxa"/>
+          </w:tcPr>
+          <w:p>
+            <w:r>
+              <w:t>Hanya lazy loading tanpa code splitting; tidak spesifik Vue+Vite dan tidak mengklasifikasi tingkat kompleksitas.</w:t>
+            </w:r>
+          </w:p>
+        </w:tc>
+      </w:tr>
+      <w:tr>
+        <w:trPr>
+          <w:jc w:val="center"/>
+        </w:trPr>
+        <w:tc>
+          <w:tcPr>
+            <w:tcW w:w="562" w:type="dxa"/>
+          </w:tcPr>
+          <w:p>
+            <w:r>
+              <w:t>4</w:t>
+            </w:r>
+          </w:p>
+        </w:tc>
+        <w:tc>
+          <w:tcPr>
+            <w:tcW w:w="1802" w:type="dxa"/>
+          </w:tcPr>
+          <w:p>
+            <w:r>
+              <w:t>Kumar, Singh &amp; Sharma (2024)</w:t>
+            </w:r>
+          </w:p>
+        </w:tc>
+        <w:tc>
+          <w:tcPr>
+            <w:tcW w:w="2172" w:type="dxa"/>
+          </w:tcPr>
+          <w:p>
+            <w:r>
+              <w:t>Implementasi lazy loading + code splitting lintas framework (React, Angular, Vue).</w:t>
+            </w:r>
+          </w:p>
+        </w:tc>
+        <w:tc>
+          <w:tcPr>
+            <w:tcW w:w="1933" w:type="dxa"/>
+          </w:tcPr>
+          <w:p>
+            <w:r>
+              <w:t>Kombinasi keduanya menurunkan page load time hingga ±40%.</w:t>
+            </w:r>
+          </w:p>
+        </w:tc>
+        <w:tc>
+          <w:tcPr>
+            <w:tcW w:w="2876" w:type="dxa"/>
+          </w:tcPr>
+          <w:p>
+            <w:r>
+              <w:t>Bersifat umum; tidak deep-dive Vue.js + Vite dan tidak mempertimbangkan tingkat kompleksitas sistem sebagai penentu strategi.</w:t>
+            </w:r>
+          </w:p>
+        </w:tc>
+      </w:tr>
+      <w:tr>
+        <w:trPr>
+          <w:jc w:val="center"/>
+        </w:trPr>
+        <w:tc>
+          <w:tcPr>
+            <w:tcW w:w="562" w:type="dxa"/>
+          </w:tcPr>
+          <w:p>
+            <w:r>
+              <w:t>5</w:t>
+            </w:r>
+          </w:p>
+        </w:tc>
+        <w:tc>
+          <w:tcPr>
+            <w:tcW w:w="1802" w:type="dxa"/>
+          </w:tcPr>
+          <w:p>
+            <w:r>
+              <w:t>Setiawan &amp; Fauzi (2025)</w:t>
+            </w:r>
+          </w:p>
+        </w:tc>
+        <w:tc>
+          <w:tcPr>
+            <w:tcW w:w="2172" w:type="dxa"/>
+          </w:tcPr>
+          <w:p>
+            <w:r>
+              <w:t>Komparatif lazy loading + code splitting pada React/Vue/Angular berdasarkan skor Lighthouse (FCP, LCP, TBT, CLS).</w:t>
+            </w:r>
+          </w:p>
+        </w:tc>
+        <w:tc>
+          <w:tcPr>
+            <w:tcW w:w="1933" w:type="dxa"/>
+          </w:tcPr>
+          <w:p>
+            <w:r>
+              <w:t>React waktu muat tercepat &amp; stabilitas layout terbaik; Vue fleksibel; Angular lebih rendah.</w:t>
+            </w:r>
+          </w:p>
+        </w:tc>
+        <w:tc>
+          <w:tcPr>
+            <w:tcW w:w="2876" w:type="dxa"/>
+          </w:tcPr>
+          <w:p>
+            <w:r>
+              <w:t>Pengukuran hanya via Lighthouse (bukan PerformanceObserver real-user), tanpa uji tingkat kompleksitas &amp; CPU throttling; keduanya ditambahkan di penelitian ini.</w:t>
+            </w:r>
+          </w:p>
+        </w:tc>
+      </w:tr>
+      <w:tr>
+        <w:trPr>
+          <w:jc w:val="center"/>
+        </w:trPr>
+        <w:tc>
+          <w:tcPr>
+            <w:tcW w:w="562" w:type="dxa"/>
+          </w:tcPr>
+          <w:p>
+            <w:r>
+              <w:t>6</w:t>
+            </w:r>
+          </w:p>
+        </w:tc>
+        <w:tc>
+          <w:tcPr>
+            <w:tcW w:w="1802" w:type="dxa"/>
+          </w:tcPr>
+          <w:p>
+            <w:r>
+              <w:t>Taivalsaari &amp; Mikkonen (2021)</w:t>
+            </w:r>
+          </w:p>
+        </w:tc>
+        <w:tc>
+          <w:tcPr>
+            <w:tcW w:w="2172" w:type="dxa"/>
+          </w:tcPr>
+          <w:p>
+            <w:r>
+              <w:t>Roadmap arsitektur SPA di era programmable world (konseptual).</w:t>
+            </w:r>
+          </w:p>
+        </w:tc>
+        <w:tc>
+          <w:tcPr>
+            <w:tcW w:w="1933" w:type="dxa"/>
+          </w:tcPr>
+          <w:p>
+            <w:r>
+              <w:t>SPA memberi pengalaman responsif; menyoroti tantangan arsitektur &amp; beban di sisi klien.</w:t>
+            </w:r>
+          </w:p>
+        </w:tc>
+        <w:tc>
+          <w:tcPr>
+            <w:tcW w:w="2876" w:type="dxa"/>
+          </w:tcPr>
+          <w:p>
+            <w:r>
+              <w:t>Bersifat visioner/konseptual, bukan evaluasi teknik optimasi konkret.</w:t>
+            </w:r>
+          </w:p>
+        </w:tc>
+      </w:tr>
+    </w:tbl>
+    <w:p/>
+    <w:p>
+      <w:pPr>
+        <w:ind w:firstLine="720"/>
+        <w:jc w:val="both"/>
+      </w:pPr>
+      <w:r>
+        <w:t>Di luar keenam studi utama pada Tabel 1.1, sejumlah penelitian lain memperkuat konteks penelitian ini. Perbandingan performa antar-framework JavaScript modern telah banyak dikaji (Piastou, 2023; Jihadi &amp; Syarabil, 2023; Sofi'ie &amp; Qoiriah, 2023; Anggraeni dkk., 2024; Khoirurrizal dkk., 2024; Wijaya &amp; Farisi, 2025), termasuk pengembangan SPA berbasis React (Jonathan &amp; Suprihadi, 2023) dan efisiensi build tool modern seperti Vite (Fauzi, 2024). Teknik lazy loading dan code splitting untuk meningkatkan responsivitas juga menjadi perhatian (Turcotte, Gokhale &amp; Tip, 2023; Larissa &amp; Suartana, 2026), demikian pula aspek pendukung seperti manajemen state (Donvir dkk., 2024), kualitas kode JavaScript dan TypeScript (Saboury dkk., 2017; Johannes dkk., 2019; Bogner &amp; Merkel, 2022), mekanisme rendering dan Server-Side Rendering (Noer &amp; Suartana, 2024; Hermanto &amp; Engel, 2025), pengujian end-to-end (Rezeki dkk., 2026), serta tinjauan umum teknik optimasi performa web (Vepsäläinen, Hellas &amp; Vuorimaa, 2023).</w:t>
       </w:r>
     </w:p>
     <w:p>
@@ -867,7 +1207,11 @@
         <w:jc w:val="both"/>
       </w:pPr>
       <w:r>
-        <w:t>Gap Penelitian: Berdasarkan tinjauan di atas, belum terdapat penelitian komprehensif yang mengkaji implementasi hybrid lazy loading dan code splitting pada Vue.js dengan Vite yang mempertimbangkan tingkat kompleksitas aplikasi sebagai faktor penentu strategi optimasi. Penelitian ini mengisi gap tersebut dengan membandingkan dua aplikasi dengan kompleksitas yang sangat berbeda, menggunakan kombinasi alat pengukuran (PerformanceObserver + Lighthouse), dan menguji pada kondisi perangkat yang terbatas (CPU throttling).</w:t>
+        <w:t xml:space="preserve">Gap Penelitian: Berdasarkan tinjauan di atas, belum terdapat penelitian komprehensif yang mengkaji implementasi hybrid lazy loading dan code splitting pada Vue.js dengan Vite yang mempertimbangkan tingkat kompleksitas aplikasi sebagai faktor penentu strategi optimasi. Penelitian ini mengisi gap tersebut dengan membandingkan dua aplikasi dengan kompleksitas yang sangat berbeda, menggunakan </w:t>
+      </w:r>
+      <w:r>
+        <w:lastRenderedPageBreak/>
+        <w:t>kombinasi alat pengukuran (PerformanceObserver + Lighthouse), dan menguji pada kondisi perangkat yang terbatas (CPU throttling).</w:t>
       </w:r>
     </w:p>
     <w:p>
@@ -940,7 +1284,6 @@
         <w:jc w:val="both"/>
       </w:pPr>
       <w:r>
-        <w:lastRenderedPageBreak/>
         <w:t>BAB IV PENUTUP: Merangkum kesimpulan dari penelitian dan memberikan saran untuk penelitian lanjutan.</w:t>
       </w:r>
     </w:p>
@@ -981,7 +1324,7 @@
         <w:jc w:val="both"/>
       </w:pPr>
       <w:r>
-        <w:t>Single Page Application (SPA) adalah aplikasi web yang berinteraksi dengan pengguna melalui pemuatan ulang dinamis halaman tunggal, berbeda dengan aplikasi web tradisional yang memuat ulang seluruh halaman untuk setiap interaksi (Mesbah &amp; van Deursen, 2007). Menurut Taivalsaari dan Mikkonen (2021), SPA menawarkan pengalaman pengguna yang lebih responsif karena hanya memperbarui konten yang diperlukan tanpa reload seluruh halaman.</w:t>
+        <w:t>Single Page Application (SPA) adalah aplikasi web yang berinteraksi dengan pengguna melalui pemuatan ulang dinamis halaman tunggal, berbeda dengan aplikasi web tradisional yang memuat ulang seluruh halaman untuk setiap interaksi (Kowalczyk &amp; Szandała, 2024). Menurut Taivalsaari dan Mikkonen (2021), SPA menawarkan pengalaman pengguna yang lebih responsif karena hanya memperbarui konten yang diperlukan tanpa reload seluruh halaman.</w:t>
       </w:r>
     </w:p>
     <w:p>
@@ -991,7 +1334,7 @@
         <w:jc w:val="both"/>
       </w:pPr>
       <w:r>
-        <w:t>Salah satu fitur unggulan SPA adalah penggunaan Virtual DOM. Virtual DOM adalah representasi maya dari tampilan halaman yang disimpan di memori JavaScript. Ketika ada data yang berubah, Vue.js terlebih dahulu membuat Virtual DOM baru, membandingkannya dengan salinan lama (diffing algorithm), lalu memperbarui tampilan nyata hanya pada bagian yang berbeda saja. Cara ini jauh lebih efisien dibandingkan memuat ulang seluruh halaman (Zheng &amp; Li, 2022).</w:t>
+        <w:t>Salah satu fitur unggulan SPA adalah penggunaan Virtual DOM. Virtual DOM adalah representasi maya dari tampilan halaman yang disimpan di memori JavaScript. Ketika ada data yang berubah, Vue.js terlebih dahulu membuat Virtual DOM baru, membandingkannya dengan salinan lama (diffing algorithm), lalu memperbarui tampilan nyata hanya pada bagian yang berbeda saja. Cara ini jauh lebih efisien dibandingkan memuat ulang seluruh halaman (You et al., 2023).</w:t>
       </w:r>
     </w:p>
     <w:p>
@@ -1094,7 +1437,7 @@
         <w:jc w:val="both"/>
       </w:pPr>
       <w:r>
-        <w:t>Vue.js adalah progressive JavaScript framework yang dirancang untuk membangun user interface dengan pendekatan bottom-up incremental adoption (You et al., 2023). Vue.js 3 memperkenalkan Composition API sebagai alternatif Options API, serta reactivity system menggunakan ES6 Proxy yang menghasilkan performa lebih baik. Penelitian oleh Liu dan Zhang (2022) menemukan bahwa Vue 3 memiliki rendering performance rata-rata 1,3x lebih cepat, memory footprint 41% lebih rendah, dan bundle size 53% lebih kecil dibandingkan Vue 2.</w:t>
+        <w:t>Vue.js adalah progressive JavaScript framework yang dirancang untuk membangun user interface dengan pendekatan bottom-up incremental adoption (You et al., 2023). Vue.js 3 memperkenalkan Composition API sebagai alternatif Options API, serta reactivity system menggunakan ES6 Proxy yang menghasilkan performa lebih baik. Menurut dokumentasi resmi Vue.js (You et al., 2023), Vue 3 menghadirkan peningkatan rendering performance, memory footprint yang lebih rendah, serta bundle size yang lebih kecil dibandingkan Vue 2.</w:t>
       </w:r>
     </w:p>
     <w:p>
@@ -1112,7 +1455,7 @@
         <w:jc w:val="both"/>
       </w:pPr>
       <w:r>
-        <w:t>Vite adalah build tool modern yang dikembangkan oleh Evan You dengan fokus pada developer experience dan performa (Vite Team, 2024). Berbeda dengan bundler tradisional seperti Webpack, Vite memanfaatkan native ES modules di browser untuk melayani kode secara on-demand. Menurut Chen dan Wang (2023), Vite menghasilkan bundle size 18-25% lebih kecil dibandingkan Webpack pada proyek Vue.js dengan konfigurasi default. Untuk production build, Vite menggunakan Rollup sebagai bundler dengan konfigurasi yang sudah dioptimasi, termasuk code splitting berbasis dynamic import dan vendor chunk separation.</w:t>
+        <w:t>Vite adalah build tool modern yang dikembangkan oleh Evan You dengan fokus pada developer experience dan performa (Vite Team, 2024). Berbeda dengan bundler tradisional seperti Webpack, Vite memanfaatkan native ES modules di browser untuk melayani kode secara on-demand. Vite juga menyediakan optimasi ukuran bundle secara default melalui konfigurasi Rollup yang telah dioptimasi untuk web (Vite Team, 2024). Untuk production build, Vite menggunakan Rollup sebagai bundler dengan konfigurasi yang sudah dioptimasi, termasuk code splitting berbasis dynamic import dan vendor chunk separation.</w:t>
       </w:r>
     </w:p>
     <w:p>
@@ -1130,7 +1473,7 @@
         <w:jc w:val="both"/>
       </w:pPr>
       <w:r>
-        <w:t>Lazy loading adalah teknik optimasi yang menunda loading resource hingga benar-benar diperlukan oleh pengguna (Nguyen et al., 2021). Terdapat beberapa strategi yang dapat diterapkan pada Vue.js:</w:t>
+        <w:t>Lazy loading adalah teknik optimasi yang menunda loading resource hingga benar-benar diperlukan oleh pengguna (Bara, Boiangiu &amp; Tudose, 2024). Terdapat beberapa strategi yang dapat diterapkan pada Vue.js:</w:t>
       </w:r>
     </w:p>
     <w:p>
@@ -1182,7 +1525,7 @@
         <w:jc w:val="both"/>
       </w:pPr>
       <w:r>
-        <w:t>Penelitian oleh Zhang dan Liu (2023) menemukan bahwa route-based lazy loading efektif mengurangi initial bundle size rata-rata 45%, sementara kombinasi route-based dan component-based dapat mencapai reduksi 60-65%.</w:t>
+        <w:t>Bara, Boiangiu, dan Tudose (2024) menemukan bahwa penerapan lazy loading efektif mengurangi initial bundle size dan memperbaiki metrik pemuatan awal, terutama pada kondisi jaringan lambat.</w:t>
       </w:r>
     </w:p>
     <w:p>
@@ -1201,7 +1544,7 @@
       </w:pPr>
       <w:r>
         <w:lastRenderedPageBreak/>
-        <w:t>Penelitian terbaru menunjukkan pendekatan hibrida yang mengkombinasikan multiple optimization techniques menghasilkan hasil lebih baik dibandingkan pendekatan tunggal (Apostolidis et al., 2021). Liu dan Zhang (2022) mengimplementasikan hybrid approach pada aplikasi e-commerce dengan 150+ komponen dan menghasilkan: FCP -42%, LCP -38%, TTI -45%, dan initial bundle size -58%. Patel dan Kumar (2022) menemukan bahwa efektivitas strategi hibrida sangat bergantung pada karakteristik aplikasi, termasuk jumlah routes dan komponen, ukuran individual komponen, kompleksitas dependency graph, pola navigasi pengguna, dan kondisi target perangkat.</w:t>
+        <w:t>Penelitian terbaru menunjukkan bahwa pendekatan hibrida yang mengkombinasikan beberapa teknik optimasi menghasilkan hasil lebih baik dibandingkan pendekatan tunggal (Setiawan &amp; Fauzi, 2025). Efektivitas strategi hibrida ini bergantung pada karakteristik aplikasi, termasuk jumlah routes dan komponen, ukuran individual komponen, kompleksitas dependency graph, pola navigasi pengguna, serta kondisi target perangkat dan jaringan.</w:t>
       </w:r>
     </w:p>
     <w:p>
@@ -1281,7 +1624,7 @@
         <w:jc w:val="both"/>
       </w:pPr>
       <w:r>
-        <w:t>Karena JavaScript bekerja secara single-threaded, ketika browser sedang memproses file JS yang sangat besar, browser tidak bisa merespons interaksi pengguna (Amenta &amp; Castellani, 2019). Inilah yang disebut Event Loop Blocking, dan yang diukur oleh metrik Total Blocking Time (TBT).</w:t>
+        <w:t>Karena JavaScript bekerja secara single-threaded, ketika browser sedang memproses file JS yang sangat besar, browser tidak bisa merespons interaksi pengguna (Google Chrome Developers, 2023). Inilah yang disebut Event Loop Blocking, dan yang diukur oleh metrik Total Blocking Time (TBT).</w:t>
       </w:r>
     </w:p>
     <w:p>
@@ -1384,11 +1727,11 @@
         <w:jc w:val="both"/>
       </w:pPr>
       <w:r>
-        <w:t xml:space="preserve">Event Loop adalah mekanisme bawaan browser untuk menangani tugas-tugas yang butuh waktu lama tanpa membekukan layar (Choi &amp; Choi, 2020). Tugas-tugas yang memakan waktu tidak diproses langsung, melainkan dititipkan ke area penantian khusus (Callback Queue). Sambil menunggu, browser tetap bisa merespons interaksi pengguna. </w:t>
+        <w:t xml:space="preserve">Event Loop adalah mekanisme bawaan browser untuk menangani tugas-tugas yang butuh waktu lama tanpa membekukan layar. Tugas-tugas yang memakan waktu tidak diproses langsung, melainkan dititipkan ke area penantian khusus (Callback Queue). Sambil menunggu, browser tetap bisa merespons interaksi pengguna. Setelah </w:t>
       </w:r>
       <w:r>
         <w:lastRenderedPageBreak/>
-        <w:t>Setelah tampilan dasar selesai digambar, barulah browser mengambil tugas-tugas yang menunggu (W3C, 2022). Prinsip inilah yang membuat Lazy Loading bisa bekerja dengan baik — modul-modul besar ditunda pengunduhan dan pemrosesannya hingga benar-benar dibutuhkan.</w:t>
+        <w:t>tampilan dasar selesai digambar, barulah browser mengambil tugas-tugas yang menunggu (W3C, 2022). Prinsip inilah yang membuat Lazy Loading bisa bekerja dengan baik — modul-modul besar ditunda pengunduhan dan pemrosesannya hingga benar-benar dibutuhkan.</w:t>
       </w:r>
     </w:p>
     <w:p>
@@ -1490,7 +1833,7 @@
         <w:jc w:val="both"/>
       </w:pPr>
       <w:r>
-        <w:t>Performa sebuah website diukur menggunakan standar Core Web Vitals (Google Chrome Foundation, 2023):</w:t>
+        <w:t>Performa sebuah website diukur menggunakan standar Core Web Vitals (Google Chrome Developers, 2023):</w:t>
       </w:r>
     </w:p>
     <w:p>
@@ -1532,11 +1875,11 @@
         <w:jc w:val="both"/>
       </w:pPr>
       <w:r>
-        <w:t xml:space="preserve">Total Blocking Time (TBT): Total waktu di mana browser tidak bisa merespons klik pengguna karena sedang memproses JavaScript. Nilai TBT yang baik harus &lt;= 200-300 ms (Amenta &amp; Castellani, 2019). TBT adalah metrik yang paling </w:t>
+        <w:t xml:space="preserve">Total Blocking Time (TBT): Total waktu di mana browser tidak bisa merespons klik pengguna karena sedang memproses JavaScript. Nilai TBT yang baik harus &lt;= 200-300 ms (Google Chrome Developers, 2023). TBT adalah metrik yang </w:t>
       </w:r>
       <w:r>
         <w:lastRenderedPageBreak/>
-        <w:t>langsung mengukur dampak bundle JavaScript yang besar terhadap interaktivitas pengguna.</w:t>
+        <w:t>paling langsung mengukur dampak bundle JavaScript yang besar terhadap interaktivitas pengguna.</w:t>
       </w:r>
     </w:p>
     <w:p>
@@ -1550,7 +1893,7 @@
         <w:jc w:val="both"/>
       </w:pPr>
       <w:r>
-        <w:t>Time to Interactive (TTI): Waktu hingga halaman fully interactive dan dapat merespons input pengguna secara reliable. Target: &lt;= 3,8 detik (Jiang et al., 2023).</w:t>
+        <w:t>Time to Interactive (TTI): Waktu hingga halaman fully interactive dan dapat merespons input pengguna secara reliable. Target: &lt;= 3,8 detik (Google Chrome Developers, 2023).</w:t>
       </w:r>
     </w:p>
     <w:p>
@@ -1568,7 +1911,7 @@
         <w:jc w:val="both"/>
       </w:pPr>
       <w:r>
-        <w:t>Kompleksitas aplikasi web dapat dikategorikan berdasarkan beberapa faktor (Patel &amp; Kumar, 2022):</w:t>
+        <w:t>Kompleksitas aplikasi web dapat dikategorikan berdasarkan beberapa faktor:</w:t>
       </w:r>
     </w:p>
     <w:p>
@@ -1606,7 +1949,7 @@
         <w:jc w:val="both"/>
       </w:pPr>
       <w:r>
-        <w:t>Alhammad dan Razzazi (2024) menemukan bahwa strategi optimasi yang efektif untuk aplikasi kompleksitas rendah tidak selalu efektif untuk kompleksitas tinggi. Aggressive code splitting pada aplikasi sederhana dapat menghasilkan overhead HTTP requests yang kontraproduktif.</w:t>
+        <w:t>Strategi optimasi yang efektif untuk aplikasi kompleksitas rendah tidak selalu efektif untuk kompleksitas tinggi. Aggressive code splitting pada aplikasi sederhana justru dapat menghasilkan overhead HTTP requests yang kontraproduktif — konsisten dengan adanya trade-off eager vs lazy loading yang dilaporkan Bara, Boiangiu, dan Tudose (2024).</w:t>
       </w:r>
     </w:p>
     <w:p>
@@ -1833,22 +2176,12 @@
     </w:p>
     <w:p>
       <w:pPr>
-        <w:pBdr>
-          <w:left w:val="single" w:sz="12" w:space="8" w:color="E86B2B"/>
-        </w:pBdr>
         <w:spacing w:before="120" w:after="120" w:line="276" w:lineRule="auto"/>
-        <w:ind w:left="360"/>
-        <w:jc w:val="both"/>
-      </w:pPr>
-      <w:r>
-        <w:rPr>
-          <w:b/>
-          <w:bCs/>
-        </w:rPr>
-        <w:t xml:space="preserve">Catatan Penyesuaian Metrik: </w:t>
-      </w:r>
-      <w:r>
-        <w:t>Proposal awal mencantumkan Initial Bundle Size, Total Bundle Size, dan Number of Chunks sebagai variabel dependen utama. Dalam pelaksanaan penelitian, metrik-metrik tersebut tetap dikumpulkan dan dilaporkan, namun TBT (Total Blocking Time) ditambahkan sebagai variabel dependen utama karena terbukti menjadi indikator paling sensitif terhadap efek code splitting pada Main Thread blocking. TTI yang sebelumnya menjadi variabel dependen utama tetap diukur melalui Lighthouse sebagai data sekunder.</w:t>
+        <w:ind w:firstLine="720"/>
+        <w:jc w:val="both"/>
+      </w:pPr>
+      <w:r>
+        <w:t>Variabel dependen utama dalam penelitian ini mencakup Initial Bundle Size, Total Bundle Size, dan Number of Chunks. Selain itu, Total Blocking Time (TBT) turut ditetapkan sebagai variabel dependen utama karena terbukti menjadi indikator paling sensitif terhadap efek code splitting pada Main Thread blocking, sementara Time to Interactive (TTI) tetap diukur melalui Lighthouse sebagai data sekunder.</w:t>
       </w:r>
     </w:p>
     <w:p>
@@ -2040,7 +2373,6 @@
         <w:jc w:val="both"/>
       </w:pPr>
       <w:r>
-        <w:lastRenderedPageBreak/>
         <w:t>Vite.js — alat untuk mengompilasi dan mengemas kode</w:t>
       </w:r>
     </w:p>
@@ -2055,6 +2387,7 @@
         <w:jc w:val="both"/>
       </w:pPr>
       <w:r>
+        <w:lastRenderedPageBreak/>
         <w:t>Puppeteer — alat otomasi browser untuk menjalankan pengujian secara otomatis</w:t>
       </w:r>
     </w:p>
@@ -2284,7 +2617,6 @@
         <w:pStyle w:val="Heading3"/>
       </w:pPr>
       <w:r>
-        <w:lastRenderedPageBreak/>
         <w:t>2.6.1 Struktur Data (Entity Relationship Diagram)</w:t>
       </w:r>
     </w:p>
@@ -2295,6 +2627,7 @@
         <w:jc w:val="both"/>
       </w:pPr>
       <w:r>
+        <w:lastRenderedPageBreak/>
         <w:t>SIMTA mengelola banyak jenis data yang saling terhubung — mulai dari data mahasiswa, jadwal bimbingan, catatan pertemuan, hingga laporan akhir.</w:t>
       </w:r>
     </w:p>
@@ -2612,22 +2945,12 @@
     </w:p>
     <w:p>
       <w:pPr>
-        <w:pBdr>
-          <w:left w:val="single" w:sz="12" w:space="8" w:color="E86B2B"/>
-        </w:pBdr>
         <w:spacing w:before="120" w:after="120" w:line="276" w:lineRule="auto"/>
-        <w:ind w:left="360"/>
-        <w:jc w:val="both"/>
-      </w:pPr>
-      <w:r>
-        <w:rPr>
-          <w:b/>
-          <w:bCs/>
-        </w:rPr>
-        <w:t xml:space="preserve">Catatan Penyesuaian Alat Pengukuran: </w:t>
-      </w:r>
-      <w:r>
-        <w:t>Proposal awal mencantumkan WebPageTest sebagai salah satu alat pengukuran. Dalam pelaksanaan penelitian, WebPageTest digantikan oleh kombinasi W3C PerformanceObserver + Puppeteer. Alasan pergantian: (1) PerformanceObserver mengukur metrik secara langsung dari dalam browser tanpa overhead eksternal, sehingga menghasilkan data yang lebih akurat dan reproducible; (2) Puppeteer memungkinkan otomasi pengujian yang konsisten dengan 5 repetisi per skenario dan simulasi CPU throttling yang terkontrol; (3) WebPageTest bergantung pada koneksi internet eksternal yang menambahkan variabel jaringan yang tidak diinginkan. Pendekatan ini juga memungkinkan triangulasi data antara PerformanceObserver dan Lighthouse.</w:t>
+        <w:ind w:firstLine="720"/>
+        <w:jc w:val="both"/>
+      </w:pPr>
+      <w:r>
+        <w:t>Pengukuran performa dilakukan menggunakan kombinasi W3C PerformanceObserver dan Puppeteer. Pendekatan ini dipilih karena: (1) PerformanceObserver mengukur metrik secara langsung dari dalam browser tanpa overhead eksternal, sehingga menghasilkan data yang lebih akurat dan reproducible; (2) Puppeteer memungkinkan otomasi pengujian yang konsisten dengan 5 repetisi per skenario dan simulasi CPU throttling yang terkontrol; dan (3) pengukuran tidak bergantung pada koneksi internet eksternal yang dapat menambahkan variabel jaringan yang tidak diinginkan. Kombinasi ini juga memungkinkan triangulasi data antara PerformanceObserver dan Lighthouse.</w:t>
       </w:r>
     </w:p>
     <w:p>
@@ -2893,22 +3216,12 @@
     </w:p>
     <w:p>
       <w:pPr>
-        <w:pBdr>
-          <w:left w:val="single" w:sz="12" w:space="8" w:color="E86B2B"/>
-        </w:pBdr>
         <w:spacing w:before="120" w:after="120" w:line="276" w:lineRule="auto"/>
-        <w:ind w:left="360"/>
-        <w:jc w:val="both"/>
-      </w:pPr>
-      <w:r>
-        <w:rPr>
-          <w:b/>
-          <w:bCs/>
-        </w:rPr>
-        <w:t xml:space="preserve">Catatan Penyesuaian Kondisi Pengujian: </w:t>
-      </w:r>
-      <w:r>
-        <w:t>Proposal awal merencanakan pengujian dengan network throttling (3G, 4G, Desktop). Dalam pelaksanaan penelitian, kondisi jaringan diganti dengan CPU throttling 4x melalui Puppeteer Chromium API. Alasan penyesuaian: (1) CPU throttling lebih representatif untuk mengukur dampak bundle JavaScript yang besar, karena masalah utama adalah beban parsing dan eksekusi kode pada Main Thread — bukan latensi jaringan; (2) Pengujian di localhost mengeliminasi variabel jaringan sehingga seluruh perbedaan yang terukur dapat diatribusikan murni pada strategi code splitting; (3) Hasilnya lebih reproducible karena tidak bergantung pada kondisi ISP atau CDN. Untuk penelitian lanjutan, kombinasi network throttling + CPU throttling direkomendasikan.</w:t>
+        <w:ind w:firstLine="720"/>
+        <w:jc w:val="both"/>
+      </w:pPr>
+      <w:r>
+        <w:t>Pengujian dilakukan pada kondisi CPU throttling 4x melalui Puppeteer Chromium API. Kondisi ini dipilih karena: (1) CPU throttling lebih representatif untuk mengukur dampak bundle JavaScript yang besar, karena masalah utama terletak pada beban parsing dan eksekusi kode pada Main Thread, bukan latensi jaringan; (2) pengujian di localhost mengeliminasi variabel jaringan sehingga seluruh perbedaan yang terukur dapat diatribusikan murni pada strategi code splitting; dan (3) hasilnya lebih reproducible karena tidak bergantung pada kondisi ISP atau CDN. Untuk penelitian lanjutan, kombinasi network throttling dan CPU throttling direkomendasikan.</w:t>
       </w:r>
     </w:p>
     <w:p>
@@ -3904,7 +4217,11 @@
         <w:jc w:val="both"/>
       </w:pPr>
       <w:r>
-        <w:t>Pada aplikasi Company Profile, versi baseline mencatat FCP sebesar 367,2 ms (SD = 16,2) dan versi optimasi 364,0 ms (SD = 44,1). Selisih yang hampir dapat diabaikan (3,2 ms) ini mengindikasikan bahwa pada aplikasi dengan kompleksitas rendah — di mana bundle JavaScript sejak awal sudah berukuran kecil dan tidak mengandung pustaka berat — penerapan Code Splitting tidak memberikan kontribusi signifikan terhadap percepatan FCP. Temuan ini sejalan dengan peringatan Alhammad dan Razzazi (2024).</w:t>
+        <w:t xml:space="preserve">Pada aplikasi Company Profile, versi baseline mencatat FCP sebesar 367,2 ms (SD = 16,2) dan versi optimasi 364,0 ms (SD = 44,1). Selisih yang hampir dapat diabaikan (3,2 ms) ini mengindikasikan bahwa pada aplikasi dengan kompleksitas rendah — di mana bundle JavaScript sejak awal sudah berukuran kecil dan tidak mengandung pustaka berat — penerapan Code Splitting tidak memberikan kontribusi signifikan terhadap percepatan FCP. Temuan ini konsisten dengan adanya trade-off </w:t>
+      </w:r>
+      <w:r>
+        <w:lastRenderedPageBreak/>
+        <w:t>penerapan lazy loading pada aplikasi sederhana yang dilaporkan Bara, Boiangiu, dan Tudose (2024).</w:t>
       </w:r>
     </w:p>
     <w:p>
@@ -3916,7 +4233,6 @@
         <w:rPr>
           <w:noProof/>
         </w:rPr>
-        <w:lastRenderedPageBreak/>
         <w:drawing>
           <wp:inline distT="0" distB="0" distL="0" distR="0" wp14:anchorId="6FD04595" wp14:editId="6110CAC2">
             <wp:extent cx="5635255" cy="3381153"/>
@@ -4025,12 +4341,6 @@
         <w:gridCol w:w="1600"/>
       </w:tblGrid>
       <w:tr>
-        <w:tblPrEx>
-          <w:tblCellMar>
-            <w:top w:w="0" w:type="dxa"/>
-            <w:bottom w:w="0" w:type="dxa"/>
-          </w:tblCellMar>
-        </w:tblPrEx>
         <w:tc>
           <w:tcPr>
             <w:tcW w:w="2600" w:type="dxa"/>
@@ -4169,12 +4479,6 @@
         </w:tc>
       </w:tr>
       <w:tr>
-        <w:tblPrEx>
-          <w:tblCellMar>
-            <w:top w:w="0" w:type="dxa"/>
-            <w:bottom w:w="0" w:type="dxa"/>
-          </w:tblCellMar>
-        </w:tblPrEx>
         <w:tc>
           <w:tcPr>
             <w:tcW w:w="2600" w:type="dxa"/>
@@ -4294,12 +4598,6 @@
         </w:tc>
       </w:tr>
       <w:tr>
-        <w:tblPrEx>
-          <w:tblCellMar>
-            <w:top w:w="0" w:type="dxa"/>
-            <w:bottom w:w="0" w:type="dxa"/>
-          </w:tblCellMar>
-        </w:tblPrEx>
         <w:tc>
           <w:tcPr>
             <w:tcW w:w="2600" w:type="dxa"/>
@@ -4435,11 +4733,11 @@
         <w:jc w:val="both"/>
       </w:pPr>
       <w:r>
-        <w:t xml:space="preserve">Pada SIMTA dalam kondisi ideal, versi baseline mencatatkan TBT sebesar 111,8 ms (SD = 41,0), sementara versi yang telah dioptimasi mencatatkan angka sedikit lebih tinggi yaitu 137,2 ms (SD = 50,7). Kenaikan sebesar 25,4 ms ini pada pandangan pertama tampak kontraintuitif, namun dapat dijelaskan melalui mekanisme Event Loop. Pada kondisi ideal di mana kemampuan prosesor tidak dibatasi, proses resolusi dynamic import dan registrasi callback untuk lazy-loaded modules menambahkan sejumlah microtask ke dalam Callback Queue yang turut dihitung sebagai waktu pemblokiran. Namun, perbedaan ini masih berada di bawah ambang batas 200 ms yang ditetapkan oleh standar Core Web Vitals, sehingga tidak terasa oleh pengguna akhir. Dampak </w:t>
+        <w:t xml:space="preserve">Pada SIMTA dalam kondisi ideal, versi baseline mencatatkan TBT sebesar 111,8 ms (SD = 41,0), sementara versi yang telah dioptimasi mencatatkan angka sedikit lebih tinggi yaitu 137,2 ms (SD = 50,7). Kenaikan sebesar 25,4 ms ini pada pandangan pertama tampak kontraintuitif, namun dapat dijelaskan melalui mekanisme Event Loop. Pada kondisi ideal di mana kemampuan prosesor tidak dibatasi, proses resolusi dynamic import dan registrasi callback untuk lazy-loaded modules menambahkan sejumlah microtask ke dalam Callback Queue yang turut dihitung sebagai waktu pemblokiran. </w:t>
       </w:r>
       <w:r>
         <w:lastRenderedPageBreak/>
-        <w:t>sesungguhnya dari teknik optimasi baru terlihat jelas pada skenario CPU yang diperlambat.</w:t>
+        <w:t>Namun, perbedaan ini masih berada di bawah ambang batas 200 ms yang ditetapkan oleh standar Core Web Vitals, sehingga tidak terasa oleh pengguna akhir. Dampak sesungguhnya dari teknik optimasi baru terlihat jelas pada skenario CPU yang diperlambat.</w:t>
       </w:r>
     </w:p>
     <w:p>
@@ -4560,12 +4858,6 @@
         <w:gridCol w:w="809"/>
       </w:tblGrid>
       <w:tr>
-        <w:tblPrEx>
-          <w:tblCellMar>
-            <w:top w:w="0" w:type="dxa"/>
-            <w:bottom w:w="0" w:type="dxa"/>
-          </w:tblCellMar>
-        </w:tblPrEx>
         <w:tc>
           <w:tcPr>
             <w:tcW w:w="2400" w:type="dxa"/>
@@ -4738,12 +5030,6 @@
         </w:tc>
       </w:tr>
       <w:tr>
-        <w:tblPrEx>
-          <w:tblCellMar>
-            <w:top w:w="0" w:type="dxa"/>
-            <w:bottom w:w="0" w:type="dxa"/>
-          </w:tblCellMar>
-        </w:tblPrEx>
         <w:tc>
           <w:tcPr>
             <w:tcW w:w="2400" w:type="dxa"/>
@@ -4893,12 +5179,6 @@
         </w:tc>
       </w:tr>
       <w:tr>
-        <w:tblPrEx>
-          <w:tblCellMar>
-            <w:top w:w="0" w:type="dxa"/>
-            <w:bottom w:w="0" w:type="dxa"/>
-          </w:tblCellMar>
-        </w:tblPrEx>
         <w:tc>
           <w:tcPr>
             <w:tcW w:w="2400" w:type="dxa"/>
@@ -5064,11 +5344,11 @@
         <w:jc w:val="both"/>
       </w:pPr>
       <w:r>
-        <w:t xml:space="preserve">Inilah pengujian yang paling penting — mensimulasikan pengguna yang mengakses SIMTA dari perangkat dengan spesifikasi rendah. Simulasi dilakukan dengan CPU throttling 4x melalui Puppeteer Chromium API, sehingga seluruh tahapan </w:t>
+        <w:t xml:space="preserve">Inilah pengujian yang paling penting — mensimulasikan pengguna yang mengakses SIMTA dari perangkat dengan spesifikasi rendah. Simulasi dilakukan dengan </w:t>
       </w:r>
       <w:r>
         <w:lastRenderedPageBreak/>
-        <w:t>pemrosesan JavaScript (parsing, JIT compilation, execution) membutuhkan waktu 4x lebih lama dari kondisi normal.</w:t>
+        <w:t>CPU throttling 4x melalui Puppeteer Chromium API, sehingga seluruh tahapan pemrosesan JavaScript (parsing, JIT compilation, execution) membutuhkan waktu 4x lebih lama dari kondisi normal.</w:t>
       </w:r>
     </w:p>
     <w:p>
@@ -5250,12 +5530,6 @@
         <w:gridCol w:w="600"/>
       </w:tblGrid>
       <w:tr>
-        <w:tblPrEx>
-          <w:tblCellMar>
-            <w:top w:w="0" w:type="dxa"/>
-            <w:bottom w:w="0" w:type="dxa"/>
-          </w:tblCellMar>
-        </w:tblPrEx>
         <w:tc>
           <w:tcPr>
             <w:tcW w:w="3000" w:type="dxa"/>
@@ -5384,12 +5658,6 @@
         </w:tc>
       </w:tr>
       <w:tr>
-        <w:tblPrEx>
-          <w:tblCellMar>
-            <w:top w:w="0" w:type="dxa"/>
-            <w:bottom w:w="0" w:type="dxa"/>
-          </w:tblCellMar>
-        </w:tblPrEx>
         <w:tc>
           <w:tcPr>
             <w:tcW w:w="3000" w:type="dxa"/>
@@ -5509,12 +5777,6 @@
         </w:tc>
       </w:tr>
       <w:tr>
-        <w:tblPrEx>
-          <w:tblCellMar>
-            <w:top w:w="0" w:type="dxa"/>
-            <w:bottom w:w="0" w:type="dxa"/>
-          </w:tblCellMar>
-        </w:tblPrEx>
         <w:tc>
           <w:tcPr>
             <w:tcW w:w="3000" w:type="dxa"/>
@@ -5685,12 +5947,6 @@
         <w:gridCol w:w="1880"/>
       </w:tblGrid>
       <w:tr>
-        <w:tblPrEx>
-          <w:tblCellMar>
-            <w:top w:w="0" w:type="dxa"/>
-            <w:bottom w:w="0" w:type="dxa"/>
-          </w:tblCellMar>
-        </w:tblPrEx>
         <w:tc>
           <w:tcPr>
             <w:tcW w:w="1800" w:type="dxa"/>
@@ -5863,12 +6119,6 @@
         </w:tc>
       </w:tr>
       <w:tr>
-        <w:tblPrEx>
-          <w:tblCellMar>
-            <w:top w:w="0" w:type="dxa"/>
-            <w:bottom w:w="0" w:type="dxa"/>
-          </w:tblCellMar>
-        </w:tblPrEx>
         <w:tc>
           <w:tcPr>
             <w:tcW w:w="1800" w:type="dxa"/>
@@ -6018,12 +6268,6 @@
         </w:tc>
       </w:tr>
       <w:tr>
-        <w:tblPrEx>
-          <w:tblCellMar>
-            <w:top w:w="0" w:type="dxa"/>
-            <w:bottom w:w="0" w:type="dxa"/>
-          </w:tblCellMar>
-        </w:tblPrEx>
         <w:tc>
           <w:tcPr>
             <w:tcW w:w="1800" w:type="dxa"/>
@@ -6173,12 +6417,6 @@
         </w:tc>
       </w:tr>
       <w:tr>
-        <w:tblPrEx>
-          <w:tblCellMar>
-            <w:top w:w="0" w:type="dxa"/>
-            <w:bottom w:w="0" w:type="dxa"/>
-          </w:tblCellMar>
-        </w:tblPrEx>
         <w:tc>
           <w:tcPr>
             <w:tcW w:w="1800" w:type="dxa"/>
@@ -6328,12 +6566,6 @@
         </w:tc>
       </w:tr>
       <w:tr>
-        <w:tblPrEx>
-          <w:tblCellMar>
-            <w:top w:w="0" w:type="dxa"/>
-            <w:bottom w:w="0" w:type="dxa"/>
-          </w:tblCellMar>
-        </w:tblPrEx>
         <w:tc>
           <w:tcPr>
             <w:tcW w:w="1800" w:type="dxa"/>
@@ -6483,12 +6715,6 @@
         </w:tc>
       </w:tr>
       <w:tr>
-        <w:tblPrEx>
-          <w:tblCellMar>
-            <w:top w:w="0" w:type="dxa"/>
-            <w:bottom w:w="0" w:type="dxa"/>
-          </w:tblCellMar>
-        </w:tblPrEx>
         <w:tc>
           <w:tcPr>
             <w:tcW w:w="1800" w:type="dxa"/>
@@ -6673,12 +6899,6 @@
         <w:gridCol w:w="1880"/>
       </w:tblGrid>
       <w:tr>
-        <w:tblPrEx>
-          <w:tblCellMar>
-            <w:top w:w="0" w:type="dxa"/>
-            <w:bottom w:w="0" w:type="dxa"/>
-          </w:tblCellMar>
-        </w:tblPrEx>
         <w:tc>
           <w:tcPr>
             <w:tcW w:w="1800" w:type="dxa"/>
@@ -6851,12 +7071,6 @@
         </w:tc>
       </w:tr>
       <w:tr>
-        <w:tblPrEx>
-          <w:tblCellMar>
-            <w:top w:w="0" w:type="dxa"/>
-            <w:bottom w:w="0" w:type="dxa"/>
-          </w:tblCellMar>
-        </w:tblPrEx>
         <w:tc>
           <w:tcPr>
             <w:tcW w:w="1800" w:type="dxa"/>
@@ -7006,12 +7220,6 @@
         </w:tc>
       </w:tr>
       <w:tr>
-        <w:tblPrEx>
-          <w:tblCellMar>
-            <w:top w:w="0" w:type="dxa"/>
-            <w:bottom w:w="0" w:type="dxa"/>
-          </w:tblCellMar>
-        </w:tblPrEx>
         <w:tc>
           <w:tcPr>
             <w:tcW w:w="1800" w:type="dxa"/>
@@ -7161,12 +7369,6 @@
         </w:tc>
       </w:tr>
       <w:tr>
-        <w:tblPrEx>
-          <w:tblCellMar>
-            <w:top w:w="0" w:type="dxa"/>
-            <w:bottom w:w="0" w:type="dxa"/>
-          </w:tblCellMar>
-        </w:tblPrEx>
         <w:tc>
           <w:tcPr>
             <w:tcW w:w="1800" w:type="dxa"/>
@@ -7316,12 +7518,6 @@
         </w:tc>
       </w:tr>
       <w:tr>
-        <w:tblPrEx>
-          <w:tblCellMar>
-            <w:top w:w="0" w:type="dxa"/>
-            <w:bottom w:w="0" w:type="dxa"/>
-          </w:tblCellMar>
-        </w:tblPrEx>
         <w:tc>
           <w:tcPr>
             <w:tcW w:w="1800" w:type="dxa"/>
@@ -7471,12 +7667,6 @@
         </w:tc>
       </w:tr>
       <w:tr>
-        <w:tblPrEx>
-          <w:tblCellMar>
-            <w:top w:w="0" w:type="dxa"/>
-            <w:bottom w:w="0" w:type="dxa"/>
-          </w:tblCellMar>
-        </w:tblPrEx>
         <w:tc>
           <w:tcPr>
             <w:tcW w:w="1800" w:type="dxa"/>
@@ -7763,12 +7953,6 @@
         <w:gridCol w:w="1800"/>
       </w:tblGrid>
       <w:tr>
-        <w:tblPrEx>
-          <w:tblCellMar>
-            <w:top w:w="0" w:type="dxa"/>
-            <w:bottom w:w="0" w:type="dxa"/>
-          </w:tblCellMar>
-        </w:tblPrEx>
         <w:tc>
           <w:tcPr>
             <w:tcW w:w="2800" w:type="dxa"/>
@@ -7907,12 +8091,6 @@
         </w:tc>
       </w:tr>
       <w:tr>
-        <w:tblPrEx>
-          <w:tblCellMar>
-            <w:top w:w="0" w:type="dxa"/>
-            <w:bottom w:w="0" w:type="dxa"/>
-          </w:tblCellMar>
-        </w:tblPrEx>
         <w:tc>
           <w:tcPr>
             <w:tcW w:w="2800" w:type="dxa"/>
@@ -8032,12 +8210,6 @@
         </w:tc>
       </w:tr>
       <w:tr>
-        <w:tblPrEx>
-          <w:tblCellMar>
-            <w:top w:w="0" w:type="dxa"/>
-            <w:bottom w:w="0" w:type="dxa"/>
-          </w:tblCellMar>
-        </w:tblPrEx>
         <w:tc>
           <w:tcPr>
             <w:tcW w:w="2800" w:type="dxa"/>
@@ -8157,12 +8329,6 @@
         </w:tc>
       </w:tr>
       <w:tr>
-        <w:tblPrEx>
-          <w:tblCellMar>
-            <w:top w:w="0" w:type="dxa"/>
-            <w:bottom w:w="0" w:type="dxa"/>
-          </w:tblCellMar>
-        </w:tblPrEx>
         <w:tc>
           <w:tcPr>
             <w:tcW w:w="2800" w:type="dxa"/>
@@ -8282,12 +8448,6 @@
         </w:tc>
       </w:tr>
       <w:tr>
-        <w:tblPrEx>
-          <w:tblCellMar>
-            <w:top w:w="0" w:type="dxa"/>
-            <w:bottom w:w="0" w:type="dxa"/>
-          </w:tblCellMar>
-        </w:tblPrEx>
         <w:tc>
           <w:tcPr>
             <w:tcW w:w="2800" w:type="dxa"/>
@@ -8407,12 +8567,6 @@
         </w:tc>
       </w:tr>
       <w:tr>
-        <w:tblPrEx>
-          <w:tblCellMar>
-            <w:top w:w="0" w:type="dxa"/>
-            <w:bottom w:w="0" w:type="dxa"/>
-          </w:tblCellMar>
-        </w:tblPrEx>
         <w:tc>
           <w:tcPr>
             <w:tcW w:w="2800" w:type="dxa"/>
@@ -8540,12 +8694,6 @@
         </w:tc>
       </w:tr>
       <w:tr>
-        <w:tblPrEx>
-          <w:tblCellMar>
-            <w:top w:w="0" w:type="dxa"/>
-            <w:bottom w:w="0" w:type="dxa"/>
-          </w:tblCellMar>
-        </w:tblPrEx>
         <w:tc>
           <w:tcPr>
             <w:tcW w:w="2800" w:type="dxa"/>
@@ -8669,11 +8817,8 @@
     <w:p/>
     <w:p>
       <w:pPr>
-        <w:pBdr>
-          <w:left w:val="single" w:sz="12" w:space="8" w:color="E86B2B"/>
-        </w:pBdr>
         <w:spacing w:before="120" w:after="120" w:line="276" w:lineRule="auto"/>
-        <w:ind w:left="360"/>
+        <w:ind w:firstLine="720"/>
         <w:jc w:val="both"/>
       </w:pPr>
       <w:r>
@@ -8803,12 +8948,6 @@
         <w:gridCol w:w="1800"/>
       </w:tblGrid>
       <w:tr>
-        <w:tblPrEx>
-          <w:tblCellMar>
-            <w:top w:w="0" w:type="dxa"/>
-            <w:bottom w:w="0" w:type="dxa"/>
-          </w:tblCellMar>
-        </w:tblPrEx>
         <w:tc>
           <w:tcPr>
             <w:tcW w:w="2800" w:type="dxa"/>
@@ -8947,12 +9086,6 @@
         </w:tc>
       </w:tr>
       <w:tr>
-        <w:tblPrEx>
-          <w:tblCellMar>
-            <w:top w:w="0" w:type="dxa"/>
-            <w:bottom w:w="0" w:type="dxa"/>
-          </w:tblCellMar>
-        </w:tblPrEx>
         <w:tc>
           <w:tcPr>
             <w:tcW w:w="2800" w:type="dxa"/>
@@ -9072,12 +9205,6 @@
         </w:tc>
       </w:tr>
       <w:tr>
-        <w:tblPrEx>
-          <w:tblCellMar>
-            <w:top w:w="0" w:type="dxa"/>
-            <w:bottom w:w="0" w:type="dxa"/>
-          </w:tblCellMar>
-        </w:tblPrEx>
         <w:tc>
           <w:tcPr>
             <w:tcW w:w="2800" w:type="dxa"/>
@@ -9198,12 +9325,6 @@
         </w:tc>
       </w:tr>
       <w:tr>
-        <w:tblPrEx>
-          <w:tblCellMar>
-            <w:top w:w="0" w:type="dxa"/>
-            <w:bottom w:w="0" w:type="dxa"/>
-          </w:tblCellMar>
-        </w:tblPrEx>
         <w:tc>
           <w:tcPr>
             <w:tcW w:w="2800" w:type="dxa"/>
@@ -9323,12 +9444,6 @@
         </w:tc>
       </w:tr>
       <w:tr>
-        <w:tblPrEx>
-          <w:tblCellMar>
-            <w:top w:w="0" w:type="dxa"/>
-            <w:bottom w:w="0" w:type="dxa"/>
-          </w:tblCellMar>
-        </w:tblPrEx>
         <w:tc>
           <w:tcPr>
             <w:tcW w:w="2800" w:type="dxa"/>
@@ -9448,12 +9563,6 @@
         </w:tc>
       </w:tr>
       <w:tr>
-        <w:tblPrEx>
-          <w:tblCellMar>
-            <w:top w:w="0" w:type="dxa"/>
-            <w:bottom w:w="0" w:type="dxa"/>
-          </w:tblCellMar>
-        </w:tblPrEx>
         <w:tc>
           <w:tcPr>
             <w:tcW w:w="2800" w:type="dxa"/>
@@ -9573,12 +9682,6 @@
         </w:tc>
       </w:tr>
       <w:tr>
-        <w:tblPrEx>
-          <w:tblCellMar>
-            <w:top w:w="0" w:type="dxa"/>
-            <w:bottom w:w="0" w:type="dxa"/>
-          </w:tblCellMar>
-        </w:tblPrEx>
         <w:tc>
           <w:tcPr>
             <w:tcW w:w="2800" w:type="dxa"/>
@@ -9875,12 +9978,6 @@
         <w:gridCol w:w="2560"/>
       </w:tblGrid>
       <w:tr>
-        <w:tblPrEx>
-          <w:tblCellMar>
-            <w:top w:w="0" w:type="dxa"/>
-            <w:bottom w:w="0" w:type="dxa"/>
-          </w:tblCellMar>
-        </w:tblPrEx>
         <w:tc>
           <w:tcPr>
             <w:tcW w:w="2000" w:type="dxa"/>
@@ -10019,12 +10116,6 @@
         </w:tc>
       </w:tr>
       <w:tr>
-        <w:tblPrEx>
-          <w:tblCellMar>
-            <w:top w:w="0" w:type="dxa"/>
-            <w:bottom w:w="0" w:type="dxa"/>
-          </w:tblCellMar>
-        </w:tblPrEx>
         <w:tc>
           <w:tcPr>
             <w:tcW w:w="2000" w:type="dxa"/>
@@ -10141,12 +10232,6 @@
         </w:tc>
       </w:tr>
       <w:tr>
-        <w:tblPrEx>
-          <w:tblCellMar>
-            <w:top w:w="0" w:type="dxa"/>
-            <w:bottom w:w="0" w:type="dxa"/>
-          </w:tblCellMar>
-        </w:tblPrEx>
         <w:tc>
           <w:tcPr>
             <w:tcW w:w="2000" w:type="dxa"/>
@@ -10263,12 +10348,6 @@
         </w:tc>
       </w:tr>
       <w:tr>
-        <w:tblPrEx>
-          <w:tblCellMar>
-            <w:top w:w="0" w:type="dxa"/>
-            <w:bottom w:w="0" w:type="dxa"/>
-          </w:tblCellMar>
-        </w:tblPrEx>
         <w:tc>
           <w:tcPr>
             <w:tcW w:w="2000" w:type="dxa"/>
@@ -10385,12 +10464,6 @@
         </w:tc>
       </w:tr>
       <w:tr>
-        <w:tblPrEx>
-          <w:tblCellMar>
-            <w:top w:w="0" w:type="dxa"/>
-            <w:bottom w:w="0" w:type="dxa"/>
-          </w:tblCellMar>
-        </w:tblPrEx>
         <w:tc>
           <w:tcPr>
             <w:tcW w:w="2000" w:type="dxa"/>
@@ -10507,12 +10580,6 @@
         </w:tc>
       </w:tr>
       <w:tr>
-        <w:tblPrEx>
-          <w:tblCellMar>
-            <w:top w:w="0" w:type="dxa"/>
-            <w:bottom w:w="0" w:type="dxa"/>
-          </w:tblCellMar>
-        </w:tblPrEx>
         <w:tc>
           <w:tcPr>
             <w:tcW w:w="2000" w:type="dxa"/>
@@ -10802,7 +10869,7 @@
         <w:jc w:val="both"/>
       </w:pPr>
       <w:r>
-        <w:t>Penggunaan Machine Learning untuk automated code splitting: Mengikuti usulan Jiang et al. (2023), penelitian lanjutan dapat mengeksplorasi penggunaan machine learning untuk memprediksi chunk grouping yang optimal berdasarkan pola navigasi pengguna.</w:t>
+        <w:t>Penggunaan Machine Learning untuk automated code splitting: Penelitian lanjutan dapat mengeksplorasi penggunaan machine learning untuk memprediksi chunk grouping yang optimal berdasarkan pola navigasi pengguna.</w:t>
       </w:r>
     </w:p>
     <w:p>
@@ -10821,437 +10888,393 @@
     </w:p>
     <w:p>
       <w:pPr>
-        <w:spacing w:before="60" w:after="60" w:line="276" w:lineRule="auto"/>
+        <w:spacing w:after="60" w:line="276" w:lineRule="auto"/>
         <w:ind w:left="720" w:hanging="720"/>
         <w:jc w:val="both"/>
       </w:pPr>
       <w:r>
         <w:rPr>
           <w:sz w:val="22"/>
-          <w:szCs w:val="22"/>
         </w:rPr>
-        <w:t>Alhammad, M., &amp; Razzazi, F. (2024). Adoption Trends and Performance Analysis of Vue.js in Enterprise Web Development. Journal of Web Engineering, 23(1), 45-62.</w:t>
-      </w:r>
-    </w:p>
-    <w:p>
-      <w:pPr>
-        <w:spacing w:before="60" w:after="60" w:line="276" w:lineRule="auto"/>
+        <w:t>Anggraeni, O. S. I., Sugiarto, L., &amp; Agustin, T. (2024). Studi Komparatif Performa Framework Javascript Modern dalam Pengembangan Aplikasi Web. Modem: Jurnal Informatika dan Sains Teknologi, 2(4), 162-177.</w:t>
+      </w:r>
+    </w:p>
+    <w:p>
+      <w:pPr>
+        <w:spacing w:after="60" w:line="276" w:lineRule="auto"/>
         <w:ind w:left="720" w:hanging="720"/>
         <w:jc w:val="both"/>
       </w:pPr>
       <w:r>
         <w:rPr>
           <w:sz w:val="22"/>
-          <w:szCs w:val="22"/>
         </w:rPr>
-        <w:t>Amenta, V., &amp; Castellani, A. (2019). Analyzing Total Blocking Time in Modern Web Applications and Its Impact on User Engagement. Digital Experiences and Software Engineering Journal, 4(2), 112-126.</w:t>
-      </w:r>
-    </w:p>
-    <w:p>
-      <w:pPr>
-        <w:spacing w:before="60" w:after="60" w:line="276" w:lineRule="auto"/>
+        <w:t>Bara, R.-M., Boiangiu, C.-A., &amp; Tudose, C. (2024). Analysing the Performance Impacts of Lazy Loading in Web Applications. Journal of Information Systems &amp; Operations Management, 18(1), 1-15.</w:t>
+      </w:r>
+    </w:p>
+    <w:p>
+      <w:pPr>
+        <w:spacing w:after="60" w:line="276" w:lineRule="auto"/>
         <w:ind w:left="720" w:hanging="720"/>
         <w:jc w:val="both"/>
       </w:pPr>
       <w:r>
         <w:rPr>
           <w:sz w:val="22"/>
-          <w:szCs w:val="22"/>
         </w:rPr>
-        <w:t>Apostolidis, C., et al. (2021). Comparative Analysis of Vue.js 2 and Vue.js 3: Performance, Architecture, and Developer Experience. Journal of Systems and Software, 182, 111073.</w:t>
-      </w:r>
-    </w:p>
-    <w:p>
-      <w:pPr>
-        <w:spacing w:before="60" w:after="60" w:line="276" w:lineRule="auto"/>
+        <w:t>Bogner, J., &amp; Merkel, M. (2022). To Type or Not to Type? A Systematic Comparison of the Software Quality of JavaScript and TypeScript Applications on GitHub. Proceedings of the 19th International Conference on Mining Software Repositories (MSR '22). ACM.</w:t>
+      </w:r>
+    </w:p>
+    <w:p>
+      <w:pPr>
+        <w:spacing w:after="60" w:line="276" w:lineRule="auto"/>
         <w:ind w:left="720" w:hanging="720"/>
         <w:jc w:val="both"/>
       </w:pPr>
       <w:r>
         <w:rPr>
           <w:sz w:val="22"/>
-          <w:szCs w:val="22"/>
         </w:rPr>
-        <w:t>Batool, R., Ahmed, T., &amp; Islam, N. (2021). Performance Evaluation of Frontend Web Technologies: A Case Study on Single Page Applications vs Multi-Page Architectures. IEEE Access, 9, 114521-114530.</w:t>
-      </w:r>
-    </w:p>
-    <w:p>
-      <w:pPr>
-        <w:spacing w:before="60" w:after="60" w:line="276" w:lineRule="auto"/>
+        <w:t>Donvir, A., Jain, A., &amp; Saraswathi, P. K. (2024). Application State Management (ASM) in the Modern Web and Mobile Applications: A Comprehensive Review. arXiv preprint arXiv:2407.19318.</w:t>
+      </w:r>
+    </w:p>
+    <w:p>
+      <w:pPr>
+        <w:spacing w:after="60" w:line="276" w:lineRule="auto"/>
         <w:ind w:left="720" w:hanging="720"/>
         <w:jc w:val="both"/>
       </w:pPr>
       <w:r>
         <w:rPr>
           <w:sz w:val="22"/>
-          <w:szCs w:val="22"/>
         </w:rPr>
-        <w:t>Bellairs, T., &amp; Morrison, C. (2023). Prefetching Strategies for Reducing Perceived Latency in Lazy-Loaded Single Page Applications. Journal of Web Technologies, 15(3), 201-218.</w:t>
-      </w:r>
-    </w:p>
-    <w:p>
-      <w:pPr>
-        <w:spacing w:before="60" w:after="60" w:line="276" w:lineRule="auto"/>
+        <w:t>Emmanni, P. S. (2023). Comparative Analysis of Angular, React, and Vue.js in Single Page Application Development. International Journal of Science and Research (IJSR), 12(6), 2971-2974.</w:t>
+      </w:r>
+    </w:p>
+    <w:p>
+      <w:pPr>
+        <w:spacing w:after="60" w:line="276" w:lineRule="auto"/>
         <w:ind w:left="720" w:hanging="720"/>
         <w:jc w:val="both"/>
       </w:pPr>
       <w:r>
         <w:rPr>
           <w:sz w:val="22"/>
-          <w:szCs w:val="22"/>
         </w:rPr>
-        <w:t>Bundschuh, P., Krenn, E., &amp; Schramm, T. (2019). Impact of Code Splitting on Initial Load Time of Single Page Applications: An Empirical Evaluation. Journal of Web Application Engineering, 12(3), 45-61.</w:t>
-      </w:r>
-    </w:p>
-    <w:p>
-      <w:pPr>
-        <w:spacing w:before="60" w:after="60" w:line="276" w:lineRule="auto"/>
+        <w:t>Fauzi, A. Z. (2024). Analisis Efisiensi Proses Build dan Performa Single-Page Application React, Vue, dan Svelte yang Dikembangkan Menggunakan Vite sebagai Build Tool [Skripsi]. Yogyakarta: UIN Sunan Kalijaga.</w:t>
+      </w:r>
+    </w:p>
+    <w:p>
+      <w:pPr>
+        <w:spacing w:after="60" w:line="276" w:lineRule="auto"/>
         <w:ind w:left="720" w:hanging="720"/>
         <w:jc w:val="both"/>
       </w:pPr>
       <w:r>
         <w:rPr>
           <w:sz w:val="22"/>
-          <w:szCs w:val="22"/>
         </w:rPr>
-        <w:t>Chen, X., &amp; Wang, Y. (2023). Comprehensive Comparison of Modern JavaScript Build Tools: Vite, Webpack, and esbuild. ACM Computing Surveys, 55(7), 1-35.</w:t>
-      </w:r>
-    </w:p>
-    <w:p>
-      <w:pPr>
-        <w:spacing w:before="60" w:after="60" w:line="276" w:lineRule="auto"/>
+        <w:t>Google. (2020). Web Vitals: Essential metrics for a healthy site. https://web.dev/vitals/</w:t>
+      </w:r>
+    </w:p>
+    <w:p>
+      <w:pPr>
+        <w:spacing w:after="60" w:line="276" w:lineRule="auto"/>
         <w:ind w:left="720" w:hanging="720"/>
         <w:jc w:val="both"/>
       </w:pPr>
       <w:r>
         <w:rPr>
           <w:sz w:val="22"/>
-          <w:szCs w:val="22"/>
         </w:rPr>
-        <w:t>Choi, J., &amp; Choi, Y. (2020). Performance Optimization of E-Government Portals using Lazy Loading and Modular JavaScript. International Journal of Computer Applications, 178(9), 23-31.</w:t>
-      </w:r>
-    </w:p>
-    <w:p>
-      <w:pPr>
-        <w:spacing w:before="60" w:after="60" w:line="276" w:lineRule="auto"/>
+        <w:t>Google Chrome Developers. (2023). Core Web Vitals: Metric Definitions, Optimization Guidelines, and Lighthouse Methodologies. https://web.dev/vitals/</w:t>
+      </w:r>
+    </w:p>
+    <w:p>
+      <w:pPr>
+        <w:spacing w:after="60" w:line="276" w:lineRule="auto"/>
         <w:ind w:left="720" w:hanging="720"/>
         <w:jc w:val="both"/>
       </w:pPr>
       <w:r>
         <w:rPr>
           <w:sz w:val="22"/>
-          <w:szCs w:val="22"/>
         </w:rPr>
-        <w:t>Fitriani, A., &amp; Hasanuddin, R. (2021). Evaluasi Kinerja Sistem Informasi Terdistribusi Pada Arsitektur Micro-Frontend. Jurnal Sistem Informasi Universitas Hasanuddin, 14(2), 55-63.</w:t>
-      </w:r>
-    </w:p>
-    <w:p>
-      <w:pPr>
-        <w:spacing w:before="60" w:after="60" w:line="276" w:lineRule="auto"/>
+        <w:t>Hasanuddin, U. (2021). Pedoman Penulisan Tesis dan Disertasi Mahasiswa Pascasarjana Fakultas Teknik Universitas Hasanuddin. Makassar: Program Studi Magister Teknik Informatika, Universitas Hasanuddin.</w:t>
+      </w:r>
+    </w:p>
+    <w:p>
+      <w:pPr>
+        <w:spacing w:after="60" w:line="276" w:lineRule="auto"/>
         <w:ind w:left="720" w:hanging="720"/>
         <w:jc w:val="both"/>
       </w:pPr>
       <w:r>
         <w:rPr>
           <w:sz w:val="22"/>
-          <w:szCs w:val="22"/>
         </w:rPr>
-        <w:t>Gao, L., et al. (2022). Correlation Between Web Vitals Metrics and Business Outcomes in E-Commerce Platforms. Electronic Commerce Research, 22(4), 1089-1112.</w:t>
-      </w:r>
-    </w:p>
-    <w:p>
-      <w:pPr>
-        <w:spacing w:before="60" w:after="60" w:line="276" w:lineRule="auto"/>
+        <w:t>Hermanto, R. R., &amp; Engel, M. M. (2025). Analisis Komparatif Kinerja Next.js, Nuxt.js, dan Remix.js dalam Implementasi Server Side Rendering Website Berita. TIN: Terapan Informatika Nusantara, 6(5), 450-463.</w:t>
+      </w:r>
+    </w:p>
+    <w:p>
+      <w:pPr>
+        <w:spacing w:after="60" w:line="276" w:lineRule="auto"/>
         <w:ind w:left="720" w:hanging="720"/>
         <w:jc w:val="both"/>
       </w:pPr>
       <w:r>
         <w:rPr>
           <w:sz w:val="22"/>
-          <w:szCs w:val="22"/>
         </w:rPr>
-        <w:t>Google. (2020). Web Vitals: Essential metrics for a healthy site. https://web.dev/vitals/</w:t>
-      </w:r>
-    </w:p>
-    <w:p>
-      <w:pPr>
-        <w:spacing w:before="60" w:after="60" w:line="276" w:lineRule="auto"/>
+        <w:t>Jihadi, H., &amp; Syarabil, A. F. (2023). Perbandingan React JS dan Vue JS dalam Pengembangan Aplikasi Web Interaktif: Sebuah Studi Komparatif. Jurnal Sistem Informasi Bisnis (JUNSIBI), 4(2), 70-79.</w:t>
+      </w:r>
+    </w:p>
+    <w:p>
+      <w:pPr>
+        <w:spacing w:after="60" w:line="276" w:lineRule="auto"/>
         <w:ind w:left="720" w:hanging="720"/>
         <w:jc w:val="both"/>
       </w:pPr>
       <w:r>
         <w:rPr>
           <w:sz w:val="22"/>
-          <w:szCs w:val="22"/>
         </w:rPr>
-        <w:t>Google Chrome Developers. (2023). Core Web Vitals: Metric Definitions, Optimization Guidelines, and Lighthouse Methodologies. https://web.dev/vitals/</w:t>
-      </w:r>
-    </w:p>
-    <w:p>
-      <w:pPr>
-        <w:spacing w:before="60" w:after="60" w:line="276" w:lineRule="auto"/>
+        <w:t>Johannes, D., Khomh, F., &amp; Antoniol, G. (2019). A large-scale empirical study of code smells in JavaScript projects. Software Quality Journal, 27(3), 1271-1314.</w:t>
+      </w:r>
+    </w:p>
+    <w:p>
+      <w:pPr>
+        <w:spacing w:after="60" w:line="276" w:lineRule="auto"/>
         <w:ind w:left="720" w:hanging="720"/>
         <w:jc w:val="both"/>
       </w:pPr>
       <w:r>
         <w:rPr>
           <w:sz w:val="22"/>
-          <w:szCs w:val="22"/>
         </w:rPr>
-        <w:t>Hasanuddin, U. (2021). Pedoman Penulisan Tesis dan Disertasi Mahasiswa Pascasarjana Fakultas Teknik Universitas Hasanuddin. Makassar: Program Studi Magister Teknik Informatika.</w:t>
-      </w:r>
-    </w:p>
-    <w:p>
-      <w:pPr>
-        <w:spacing w:before="60" w:after="60" w:line="276" w:lineRule="auto"/>
+        <w:t>Jonathan, R., &amp; Suprihadi. (2023). Development of Front-End Web Applications Utilizing Single Page Application Framework and React.js Library. International Journal Software Engineering and Computer Science (IJSECS), 3(3), 529-536.</w:t>
+      </w:r>
+    </w:p>
+    <w:p>
+      <w:pPr>
+        <w:spacing w:after="60" w:line="276" w:lineRule="auto"/>
         <w:ind w:left="720" w:hanging="720"/>
         <w:jc w:val="both"/>
       </w:pPr>
       <w:r>
         <w:rPr>
           <w:sz w:val="22"/>
-          <w:szCs w:val="22"/>
         </w:rPr>
-        <w:t>Jiang, H., et al. (2023). Automated Code Splitting Using Machine Learning: Predicting Optimal Chunk Grouping Based on User Navigation Patterns. IEEE Transactions on Software Engineering, 49(5), 2345-2360.</w:t>
-      </w:r>
-    </w:p>
-    <w:p>
-      <w:pPr>
-        <w:spacing w:before="60" w:after="60" w:line="276" w:lineRule="auto"/>
+        <w:t>Khoirurrizal, M. F., Hidayat, C. R., &amp; Ruuhwan. (2024). Analisis Perbandingan Framework Front-End JavaScript SolidJS dan VueJS pada Pengembangan Website Interaktif. Jurnal Informatika dan Teknik Elektro Terapan (JITET), 12(2).</w:t>
+      </w:r>
+    </w:p>
+    <w:p>
+      <w:pPr>
+        <w:spacing w:after="60" w:line="276" w:lineRule="auto"/>
         <w:ind w:left="720" w:hanging="720"/>
         <w:jc w:val="both"/>
       </w:pPr>
       <w:r>
         <w:rPr>
           <w:sz w:val="22"/>
-          <w:szCs w:val="22"/>
         </w:rPr>
-        <w:t>Kim, S., &amp; Park, J. (2022). Empirical Study on Code Splitting and Lazy Loading Techniques in React Applications. Journal of Software Engineering Research and Development, 10(1), 1-18.</w:t>
-      </w:r>
-    </w:p>
-    <w:p>
-      <w:pPr>
-        <w:spacing w:before="60" w:after="60" w:line="276" w:lineRule="auto"/>
+        <w:t>Kowalczyk, K., &amp; Szandała, T. (2024). Enhancing SEO in Single-Page Web Applications in Contrast With Multi-Page Applications. IEEE Access, 12, 11597-11614. https://doi.org/10.1109/ACCESS.2024.3355740</w:t>
+      </w:r>
+    </w:p>
+    <w:p>
+      <w:pPr>
+        <w:spacing w:after="60" w:line="276" w:lineRule="auto"/>
         <w:ind w:left="720" w:hanging="720"/>
         <w:jc w:val="both"/>
       </w:pPr>
       <w:r>
         <w:rPr>
           <w:sz w:val="22"/>
-          <w:szCs w:val="22"/>
         </w:rPr>
+        <w:lastRenderedPageBreak/>
         <w:t>Kumar, R., Singh, A., &amp; Sharma, P. (2024). Optimizing Web Performance with Lazy Loading and Code Splitting. International Journal of Core Engineering &amp; Management, 11(3), 45-62.</w:t>
       </w:r>
     </w:p>
     <w:p>
       <w:pPr>
-        <w:spacing w:before="60" w:after="60" w:line="276" w:lineRule="auto"/>
+        <w:spacing w:after="60" w:line="276" w:lineRule="auto"/>
         <w:ind w:left="720" w:hanging="720"/>
         <w:jc w:val="both"/>
       </w:pPr>
       <w:r>
         <w:rPr>
           <w:sz w:val="22"/>
-          <w:szCs w:val="22"/>
         </w:rPr>
-        <w:lastRenderedPageBreak/>
-        <w:t>Kusumawati, R., Susanti, I., &amp; Darmawan, D. (2022). Manajemen State Global Menggunakan Pinia pada Pengembangan Aplikasi Pengaduan Masyarakat Terpusat. Jurnal RESTI, 6(3), 445-452.</w:t>
-      </w:r>
-    </w:p>
-    <w:p>
-      <w:pPr>
-        <w:spacing w:before="60" w:after="60" w:line="276" w:lineRule="auto"/>
+        <w:t>Larissa, T. N., &amp; Suartana, I M. (2026). Perbandingan Teknik Pemuatan Awal Eager Loading dan Lazy Loading Intersection Observer terhadap Performa Website. Journal of Informatics and Computer Science (JINACS), 7(4).</w:t>
+      </w:r>
+    </w:p>
+    <w:p>
+      <w:pPr>
+        <w:spacing w:after="60" w:line="276" w:lineRule="auto"/>
         <w:ind w:left="720" w:hanging="720"/>
         <w:jc w:val="both"/>
       </w:pPr>
       <w:r>
         <w:rPr>
           <w:sz w:val="22"/>
-          <w:szCs w:val="22"/>
         </w:rPr>
-        <w:t>Liu, W., &amp; Zhang, H. (2022). Hybrid Optimization Approaches for Large-Scale E-Commerce Single Page Applications. International Journal of Web Services Research, 19(4), 45-68.</w:t>
-      </w:r>
-    </w:p>
-    <w:p>
-      <w:pPr>
-        <w:spacing w:before="60" w:after="60" w:line="276" w:lineRule="auto"/>
+        <w:t>Noer, M. A., &amp; Suartana, I M. (2024). Perbandingan Mekanisme Rendering untuk Optimasi Website. Journal of Informatics and Computer Science (JINACS), 6(2).</w:t>
+      </w:r>
+    </w:p>
+    <w:p>
+      <w:pPr>
+        <w:spacing w:after="60" w:line="276" w:lineRule="auto"/>
         <w:ind w:left="720" w:hanging="720"/>
         <w:jc w:val="both"/>
       </w:pPr>
       <w:r>
         <w:rPr>
           <w:sz w:val="22"/>
-          <w:szCs w:val="22"/>
         </w:rPr>
-        <w:t>Malavolta, I., et al. (2020). Code Smells in JavaScript Web Applications: A Systematic Literature Review. Journal of Web Engineering, 19(4), 519-548.</w:t>
-      </w:r>
-    </w:p>
-    <w:p>
-      <w:pPr>
-        <w:spacing w:before="60" w:after="60" w:line="276" w:lineRule="auto"/>
+        <w:t>Piastou, M. (2023). Comprehensive Performance and Scalability Assessment of Front-End Frameworks: React, Angular, and Vue.js. World Journal of Advanced Engineering Technology and Sciences, 9(2), 366-376.</w:t>
+      </w:r>
+    </w:p>
+    <w:p>
+      <w:pPr>
+        <w:spacing w:after="60" w:line="276" w:lineRule="auto"/>
         <w:ind w:left="720" w:hanging="720"/>
         <w:jc w:val="both"/>
       </w:pPr>
       <w:r>
         <w:rPr>
           <w:sz w:val="22"/>
-          <w:szCs w:val="22"/>
         </w:rPr>
-        <w:t>Mesbah, A., &amp; van Deursen, A. (2007). Migrating Multi-page Web Applications to Single-page AJAX Interfaces. Proceedings of the 11th European Conference on Software Maintenance and Reengineering (CSMR'07), 181-190.</w:t>
-      </w:r>
-    </w:p>
-    <w:p>
-      <w:pPr>
-        <w:spacing w:before="60" w:after="60" w:line="276" w:lineRule="auto"/>
+        <w:t>Rezeki, A., Saputro, S. W., Saragih, T. H., Nugroho, R. A., &amp; Abadi, F. (2026). Empirical Performance of E2E Frameworks in React-Vue SPAs Using DIA. International Journal of Advances in Data and Information Systems, 7(1), 317-333.</w:t>
+      </w:r>
+    </w:p>
+    <w:p>
+      <w:pPr>
+        <w:spacing w:after="60" w:line="276" w:lineRule="auto"/>
         <w:ind w:left="720" w:hanging="720"/>
         <w:jc w:val="both"/>
       </w:pPr>
       <w:r>
         <w:rPr>
           <w:sz w:val="22"/>
-          <w:szCs w:val="22"/>
         </w:rPr>
-        <w:t>Muhammed, S., Lee, K., &amp; Kim, H. (2021). Asynchronous Dynamic Imports and Route-Level Chunking Strategies for Web Performance. Proceedings of the IEEE International Conference on Web Technologies, 211-218.</w:t>
-      </w:r>
-    </w:p>
-    <w:p>
-      <w:pPr>
-        <w:spacing w:before="60" w:after="60" w:line="276" w:lineRule="auto"/>
+        <w:t>Saboury, A., Musavi, P., Khomh, F., &amp; Antoniol, G. (2017). An Empirical Study of Code Smells in JavaScript Projects. IEEE 24th International Conference on Software Analysis, Evolution and Reengineering (SANER), 294-305.</w:t>
+      </w:r>
+    </w:p>
+    <w:p>
+      <w:pPr>
+        <w:spacing w:after="60" w:line="276" w:lineRule="auto"/>
         <w:ind w:left="720" w:hanging="720"/>
         <w:jc w:val="both"/>
       </w:pPr>
       <w:r>
         <w:rPr>
           <w:sz w:val="22"/>
-          <w:szCs w:val="22"/>
         </w:rPr>
-        <w:t>Nguyen, H., et al. (2021). Comparative Analysis of Eager Loading, Lazy Loading, and Prefetching Strategies in Modern Web Applications. Web Engineering Journal, 20(2), 156-175.</w:t>
-      </w:r>
-    </w:p>
-    <w:p>
-      <w:pPr>
-        <w:spacing w:before="60" w:after="60" w:line="276" w:lineRule="auto"/>
+        <w:t>Setiawan, A. A., &amp; Fauzi, E. (2025). Analisis Komparatif Performa Implementasi Lazy Loading dan Code Splitting pada Framework React, Vue, dan Angular Berdasarkan Skor Lighthouse. INTECOMS: Journal of Information Technology and Computer Science, 8(3).</w:t>
+      </w:r>
+    </w:p>
+    <w:p>
+      <w:pPr>
+        <w:spacing w:after="60" w:line="276" w:lineRule="auto"/>
         <w:ind w:left="720" w:hanging="720"/>
         <w:jc w:val="both"/>
       </w:pPr>
       <w:r>
         <w:rPr>
           <w:sz w:val="22"/>
-          <w:szCs w:val="22"/>
         </w:rPr>
-        <w:t>Patel, R., &amp; Kumar, S. (2022). Application Complexity Classification Framework for Adaptive Web Performance Optimization. Software: Practice and Experience, 52(8), 1678-1695.</w:t>
-      </w:r>
-    </w:p>
-    <w:p>
-      <w:pPr>
-        <w:spacing w:before="60" w:after="60" w:line="276" w:lineRule="auto"/>
+        <w:t>Sofi'ie, F. A. F., &amp; Qoiriah, A. (2023). Analisis Perbandingan Framework Front-End Javascript React dan Vue pada Pengembangan Website. Journal of Informatics and Computer Science (JINACS), 5(2), 157-164.</w:t>
+      </w:r>
+    </w:p>
+    <w:p>
+      <w:pPr>
+        <w:spacing w:after="60" w:line="276" w:lineRule="auto"/>
         <w:ind w:left="720" w:hanging="720"/>
         <w:jc w:val="both"/>
       </w:pPr>
       <w:r>
         <w:rPr>
           <w:sz w:val="22"/>
-          <w:szCs w:val="22"/>
         </w:rPr>
-        <w:t>Rufian-Lizana, A., Molina-Carmona, R., &amp; Llorens-Largo, F. (2023). Improving web performance through code splitting and lazy loading: A comprehensive study. Applied Sciences, 13(8), 4721.</w:t>
-      </w:r>
-    </w:p>
-    <w:p>
-      <w:pPr>
-        <w:spacing w:before="60" w:after="60" w:line="276" w:lineRule="auto"/>
+        <w:t>Taivalsaari, A., &amp; Mikkonen, T. (2021). A Roadmap to the Programmable World: Software Challenges in the IoT Era. IEEE Software, 38(1), 53-61. https://doi.org/10.1109/MS.2020.3020616</w:t>
+      </w:r>
+    </w:p>
+    <w:p>
+      <w:pPr>
+        <w:spacing w:after="60" w:line="276" w:lineRule="auto"/>
         <w:ind w:left="720" w:hanging="720"/>
         <w:jc w:val="both"/>
       </w:pPr>
       <w:r>
         <w:rPr>
           <w:sz w:val="22"/>
-          <w:szCs w:val="22"/>
         </w:rPr>
-        <w:t>Singh, A., &amp; Gupta, P. (2023). Lazy Loading Strategies in Vue.js: A Practical Guide for Performance Optimization. Journal of Web Development, 8(2), 112-130.</w:t>
-      </w:r>
-    </w:p>
-    <w:p>
-      <w:pPr>
-        <w:spacing w:before="60" w:after="60" w:line="276" w:lineRule="auto"/>
+        <w:t>Turcotte, A., Gokhale, S., &amp; Tip, F. (2023). Increasing the Responsiveness of Web Applications by Introducing Lazy Loading. Proceedings of the 38th IEEE/ACM International Conference on Automated Software Engineering (ASE), 459-470.</w:t>
+      </w:r>
+    </w:p>
+    <w:p>
+      <w:pPr>
+        <w:spacing w:after="60" w:line="276" w:lineRule="auto"/>
         <w:ind w:left="720" w:hanging="720"/>
         <w:jc w:val="both"/>
       </w:pPr>
       <w:r>
         <w:rPr>
           <w:sz w:val="22"/>
-          <w:szCs w:val="22"/>
         </w:rPr>
-        <w:t>Taivalsaari, A., &amp; Mikkonen, T. (2021). A Roadmap to the Programmable World: Software Challenges in the IoT Era. IEEE Software, 38(1), 53-61.</w:t>
-      </w:r>
-    </w:p>
-    <w:p>
-      <w:pPr>
-        <w:spacing w:before="60" w:after="60" w:line="276" w:lineRule="auto"/>
+        <w:t>Vepsäläinen, J., Hellas, A., &amp; Vuorimaa, P. (2023). Overview of Web Application Performance Optimization Techniques. Web Information Systems and Technologies (WEBIST 2023), Lecture Notes in Business Information Processing. Springer.</w:t>
+      </w:r>
+    </w:p>
+    <w:p>
+      <w:pPr>
+        <w:spacing w:after="60" w:line="276" w:lineRule="auto"/>
         <w:ind w:left="720" w:hanging="720"/>
         <w:jc w:val="both"/>
       </w:pPr>
       <w:r>
         <w:rPr>
           <w:sz w:val="22"/>
-          <w:szCs w:val="22"/>
         </w:rPr>
         <w:t>Vite Team. (2024). Why Vite: Next Generation Frontend Tooling. https://vitejs.dev/guide/why.html</w:t>
       </w:r>
     </w:p>
     <w:p>
       <w:pPr>
-        <w:spacing w:before="60" w:after="60" w:line="276" w:lineRule="auto"/>
+        <w:spacing w:after="60" w:line="276" w:lineRule="auto"/>
         <w:ind w:left="720" w:hanging="720"/>
         <w:jc w:val="both"/>
       </w:pPr>
       <w:r>
         <w:rPr>
           <w:sz w:val="22"/>
-          <w:szCs w:val="22"/>
         </w:rPr>
         <w:t>W3C. (2022). Performance Timeline Level 2: Web APIs for Navigational Tracing. https://www.w3.org/TR/performance-timeline-2/</w:t>
       </w:r>
     </w:p>
     <w:p>
       <w:pPr>
-        <w:spacing w:before="60" w:after="60" w:line="276" w:lineRule="auto"/>
+        <w:spacing w:after="60" w:line="276" w:lineRule="auto"/>
         <w:ind w:left="720" w:hanging="720"/>
         <w:jc w:val="both"/>
       </w:pPr>
       <w:r>
         <w:rPr>
           <w:sz w:val="22"/>
-          <w:szCs w:val="22"/>
+        </w:rPr>
+        <w:t>Wijaya, I., &amp; Farisi, A. (2025). Analisis Perbandingan Kinerja dan Penggunaan Energi pada Framework React dan Vue. Techno.Com, 24(1), 104-116.</w:t>
+      </w:r>
+    </w:p>
+    <w:p>
+      <w:pPr>
+        <w:spacing w:after="60" w:line="276" w:lineRule="auto"/>
+        <w:ind w:left="720" w:hanging="720"/>
+        <w:jc w:val="both"/>
+      </w:pPr>
+      <w:r>
+        <w:rPr>
+          <w:sz w:val="22"/>
         </w:rPr>
         <w:t>You, E., et al. (2023). Vue.js 3: Design, Implementation, and Ecosystem. https://vuejs.org/</w:t>
-      </w:r>
-    </w:p>
-    <w:p>
-      <w:pPr>
-        <w:spacing w:before="60" w:after="60" w:line="276" w:lineRule="auto"/>
-        <w:ind w:left="720" w:hanging="720"/>
-        <w:jc w:val="both"/>
-      </w:pPr>
-      <w:r>
-        <w:rPr>
-          <w:sz w:val="22"/>
-          <w:szCs w:val="22"/>
-        </w:rPr>
-        <w:t>Zhang, L., &amp; Liu, M. (2023). Adaptive Lazy Loading Strategies Based on Network Conditions and Device Capabilities. IEEE Access, 11, 45678-45690.</w:t>
-      </w:r>
-    </w:p>
-    <w:p>
-      <w:pPr>
-        <w:spacing w:before="60" w:after="60" w:line="276" w:lineRule="auto"/>
-        <w:ind w:left="720" w:hanging="720"/>
-        <w:jc w:val="both"/>
-      </w:pPr>
-      <w:r>
-        <w:rPr>
-          <w:sz w:val="22"/>
-          <w:szCs w:val="22"/>
-        </w:rPr>
-        <w:t>Zheng, W., &amp; Li, Y. (2022). Advanced Code Splitting and Prefetching Lazy Loading Techniques in Modern Frontend Ecosystems. International Journal of Advanced Computer Science and Applications (IJACSA), 13(5), 112-118.</w:t>
       </w:r>
     </w:p>
     <w:sectPr>
